--- a/output/卒論の概要.docx
+++ b/output/卒論の概要.docx
@@ -69,7 +69,7 @@
         <w:ind w:firstLine="210"/>
       </w:pPr>
       <w:r>
-        <w:t xml:space="preserve">筆者がフィジーとベトナムの留学で経験した異文化の衝突と、それを「やったことリスト」などの工夫でどう乗り越えたのか（乗り越えられなかったときはどう向き合ったのか）を明らかにする研究です。その結果を、これから留学する人がそのまま使える「やったことリスト」のテンプレートと、衝突の種類ごとの「向き合い方の早見表」としてまとめます。</w:t>
+        <w:t xml:space="preserve">留学先で異文化に戸惑った人が、どのような過程を経て、その文化を「楽しめる」ようになるのかを明らかにする研究です。筆者のフィジーとベトナムでの経験をもとに、戸惑い→衝突→適応→楽しさという異文化適応のプロセスをたどり、その中で「文化を楽しむ力」がどう育つのかを描きます。特に、筆者がその力を育てるきっかけになった「やったことリスト」に注目し、これから留学する人が使える形にまとめます。</w:t>
       </w:r>
     </w:p>
     <w:p>
@@ -113,7 +113,7 @@
         <w:ind w:firstLine="210"/>
       </w:pPr>
       <w:r>
-        <w:t xml:space="preserve">留学中に新しく挑戦したことを、一つずつ書き留めていくリストです。例えば、三食カレーが続いて飽きそうになったときに、ホストファミリーからスパイスの効能を教わり、自分で配合を試したことを記録しました。書き続けることで、自分ができるようになったことが目に見えるようになり、戸惑いを前向きな挑戦として捉え直すきっかけになりました。本研究では、このリストがなぜ異文化への適応を助けるのかを考え、誰でも使える形にします。</w:t>
+        <w:t xml:space="preserve">留学中に新しく挑戦したことを、一つずつ書き留めていくリストです。例えば、三食カレーが続いて飽きそうになったときに、ホストファミリーからスパイスの効能を教わり、自分で配合を試したことを記録しました。書き続けることで、自分ができるようになったことが目に見えるようになり、戸惑いを前向きな挑戦として捉え直すきっかけになりました。このように「やったことリスト」は、戸惑いを楽しさに変え、「文化を楽しむ力」を育てる道具になったと考えられます。本研究では、このリストが異文化適応のどの段階で、どのように役立ったのかを明らかにし、誰でも使える形にします。</w:t>
       </w:r>
     </w:p>
     <w:tbl>
@@ -593,7 +593,7 @@
         <w:spacing w:after="80" w:line="340"/>
       </w:pPr>
       <w:r>
-        <w:t xml:space="preserve">「やったことリスト」という、筆者自身が実際に使った工夫を、誰でも使える形にして示す</w:t>
+        <w:t xml:space="preserve">「文化を楽しむ力」がどう育つのかを、筆者の「やったことリスト」という具体的な工夫を通して示す</w:t>
       </w:r>
     </w:p>
     <w:p>
@@ -650,7 +650,7 @@
         <w:ind w:firstLine="210"/>
       </w:pPr>
       <w:r>
-        <w:t xml:space="preserve">卒論の最後に、次の2つを付録として付けます。</w:t>
+        <w:t xml:space="preserve">これから留学する人が「文化を楽しむ力」を育てられるように、卒論の最後に次の2つを付録として付けます。</w:t>
       </w:r>
     </w:p>
     <w:p>
@@ -690,7 +690,7 @@
         <w:t xml:space="preserve">向き合い方の早見表</w:t>
       </w:r>
       <w:r>
-        <w:t xml:space="preserve">：衝突の種類ごとに、試せる工夫と、受け入れられないときの向き合い方をまとめた表</w:t>
+        <w:t xml:space="preserve">：衝突の種類ごとに、楽しむための工夫と、受け入れられないときの向き合い方をまとめた表</w:t>
       </w:r>
     </w:p>
     <w:tbl>
@@ -807,7 +807,7 @@
                 <w:sz w:val="19"/>
                 <w:szCs w:val="19"/>
               </w:rPr>
-              <w:t xml:space="preserve">試せる工夫</w:t>
+              <w:t xml:space="preserve">楽しむための工夫</w:t>
             </w:r>
           </w:p>
         </w:tc>
@@ -1098,7 +1098,7 @@
         <w:ind w:firstLine="210"/>
       </w:pPr>
       <w:r>
-        <w:t xml:space="preserve">「全部を受け入れなくてもよい」という考え方も含めて示すことで、楽しめなかった人にも役立つ形にします。</w:t>
+        <w:t xml:space="preserve">「文化を楽しむ力」は、全部を好きになる力ではありません。「全部を受け入れなくてもよい」という考え方も含めて示すことで、楽しめなかった人にも役立つ形にします。</w:t>
       </w:r>
     </w:p>
     <w:p>

--- a/output/卒論の概要.docx
+++ b/output/卒論の概要.docx
@@ -69,7 +69,7 @@
         <w:ind w:firstLine="210"/>
       </w:pPr>
       <w:r>
-        <w:t xml:space="preserve">留学先で異文化に戸惑った人が、どのような過程を経て、その文化を「楽しめる」ようになるのかを明らかにする研究です。筆者のフィジーとベトナムでの経験をもとに、戸惑い→衝突→適応→楽しさという異文化適応のプロセスをたどり、その中で「文化を楽しむ力」がどう育つのかを描きます。特に、筆者がその力を育てるきっかけになった「やったことリスト」に注目し、これから留学する人が使える形にまとめます。</w:t>
+        <w:t xml:space="preserve">留学先で異文化に戸惑った人が、どのような過程を経て、その文化を「楽しめる」ようになるのかを明らかにする研究です。筆者のフィジーとベトナムでの経験をもとに、戸惑い→衝突→適応→楽しさという異文化適応のプロセスをたどり、その中で「文化を楽しむ力」がどう育つのか、そして異文化とどのように向き合えばよいのかを描きます。特に、筆者がその力を育てるきっかけになった「やったことリスト」に注目し、これから留学する人が使える形にまとめます。</w:t>
       </w:r>
     </w:p>
     <w:p>
@@ -567,6 +567,529 @@
           <w:sz w:val="28"/>
           <w:szCs w:val="28"/>
         </w:rPr>
+        <w:t xml:space="preserve">異文化への向き合い方</w:t>
+      </w:r>
+    </w:p>
+    <w:p>
+      <w:pPr>
+        <w:spacing w:after="120" w:line="360"/>
+        <w:ind w:firstLine="210"/>
+      </w:pPr>
+      <w:r>
+        <w:t xml:space="preserve">異文化との向き合い方は、「楽しむ」だけではありません。本研究では、異文化への向き合い方を次の4つに分けて考えます。</w:t>
+      </w:r>
+    </w:p>
+    <w:tbl>
+      <w:tblPr>
+        <w:tblW w:type="dxa" w:w="9070"/>
+        <w:tblBorders>
+          <w:top w:val="single" w:color="auto" w:sz="4"/>
+          <w:left w:val="single" w:color="auto" w:sz="4"/>
+          <w:bottom w:val="single" w:color="auto" w:sz="4"/>
+          <w:right w:val="single" w:color="auto" w:sz="4"/>
+          <w:insideH w:val="single" w:color="auto" w:sz="4"/>
+          <w:insideV w:val="single" w:color="auto" w:sz="4"/>
+        </w:tblBorders>
+      </w:tblPr>
+      <w:tblGrid>
+        <w:gridCol w:w="2123"/>
+        <w:gridCol w:w="3088"/>
+        <w:gridCol w:w="3859"/>
+      </w:tblGrid>
+      <w:tr>
+        <w:trPr>
+          <w:tblHeader/>
+        </w:trPr>
+        <w:tc>
+          <w:tcPr>
+            <w:tcW w:type="dxa" w:w="2123"/>
+            <w:tcBorders>
+              <w:top w:val="single" w:color="999999" w:sz="4"/>
+              <w:left w:val="single" w:color="999999" w:sz="4"/>
+              <w:bottom w:val="single" w:color="999999" w:sz="4"/>
+              <w:right w:val="single" w:color="999999" w:sz="4"/>
+            </w:tcBorders>
+            <w:shd w:fill="EDEDED" w:color="auto" w:val="clear"/>
+            <w:tcMar>
+              <w:top w:type="dxa" w:w="60"/>
+              <w:left w:type="dxa" w:w="100"/>
+              <w:bottom w:type="dxa" w:w="60"/>
+              <w:right w:type="dxa" w:w="100"/>
+            </w:tcMar>
+          </w:tcPr>
+          <w:p>
+            <w:pPr>
+              <w:spacing w:line="280"/>
+            </w:pPr>
+            <w:r>
+              <w:rPr>
+                <w:b/>
+                <w:bCs/>
+                <w:sz w:val="19"/>
+                <w:szCs w:val="19"/>
+              </w:rPr>
+              <w:t xml:space="preserve">向き合い方</w:t>
+            </w:r>
+          </w:p>
+        </w:tc>
+        <w:tc>
+          <w:tcPr>
+            <w:tcW w:type="dxa" w:w="3088"/>
+            <w:tcBorders>
+              <w:top w:val="single" w:color="999999" w:sz="4"/>
+              <w:left w:val="single" w:color="999999" w:sz="4"/>
+              <w:bottom w:val="single" w:color="999999" w:sz="4"/>
+              <w:right w:val="single" w:color="999999" w:sz="4"/>
+            </w:tcBorders>
+            <w:shd w:fill="EDEDED" w:color="auto" w:val="clear"/>
+            <w:tcMar>
+              <w:top w:type="dxa" w:w="60"/>
+              <w:left w:type="dxa" w:w="100"/>
+              <w:bottom w:type="dxa" w:w="60"/>
+              <w:right w:type="dxa" w:w="100"/>
+            </w:tcMar>
+          </w:tcPr>
+          <w:p>
+            <w:pPr>
+              <w:spacing w:line="280"/>
+            </w:pPr>
+            <w:r>
+              <w:rPr>
+                <w:b/>
+                <w:bCs/>
+                <w:sz w:val="19"/>
+                <w:szCs w:val="19"/>
+              </w:rPr>
+              <w:t xml:space="preserve">内容</w:t>
+            </w:r>
+          </w:p>
+        </w:tc>
+        <w:tc>
+          <w:tcPr>
+            <w:tcW w:type="dxa" w:w="3859"/>
+            <w:tcBorders>
+              <w:top w:val="single" w:color="999999" w:sz="4"/>
+              <w:left w:val="single" w:color="999999" w:sz="4"/>
+              <w:bottom w:val="single" w:color="999999" w:sz="4"/>
+              <w:right w:val="single" w:color="999999" w:sz="4"/>
+            </w:tcBorders>
+            <w:shd w:fill="EDEDED" w:color="auto" w:val="clear"/>
+            <w:tcMar>
+              <w:top w:type="dxa" w:w="60"/>
+              <w:left w:type="dxa" w:w="100"/>
+              <w:bottom w:type="dxa" w:w="60"/>
+              <w:right w:type="dxa" w:w="100"/>
+            </w:tcMar>
+          </w:tcPr>
+          <w:p>
+            <w:pPr>
+              <w:spacing w:line="280"/>
+            </w:pPr>
+            <w:r>
+              <w:rPr>
+                <w:b/>
+                <w:bCs/>
+                <w:sz w:val="19"/>
+                <w:szCs w:val="19"/>
+              </w:rPr>
+              <w:t xml:space="preserve">例</w:t>
+            </w:r>
+          </w:p>
+        </w:tc>
+      </w:tr>
+      <w:tr>
+        <w:trPr>
+          <w:cantSplit/>
+        </w:trPr>
+        <w:tc>
+          <w:tcPr>
+            <w:tcW w:type="dxa" w:w="2123"/>
+            <w:tcBorders>
+              <w:top w:val="single" w:color="999999" w:sz="4"/>
+              <w:left w:val="single" w:color="999999" w:sz="4"/>
+              <w:bottom w:val="single" w:color="999999" w:sz="4"/>
+              <w:right w:val="single" w:color="999999" w:sz="4"/>
+            </w:tcBorders>
+            <w:tcMar>
+              <w:top w:type="dxa" w:w="60"/>
+              <w:left w:type="dxa" w:w="100"/>
+              <w:bottom w:type="dxa" w:w="60"/>
+              <w:right w:type="dxa" w:w="100"/>
+            </w:tcMar>
+          </w:tcPr>
+          <w:p>
+            <w:pPr>
+              <w:spacing w:line="280"/>
+            </w:pPr>
+            <w:r>
+              <w:rPr>
+                <w:sz w:val="19"/>
+                <w:szCs w:val="19"/>
+              </w:rPr>
+              <w:t xml:space="preserve">楽しむ</w:t>
+            </w:r>
+          </w:p>
+        </w:tc>
+        <w:tc>
+          <w:tcPr>
+            <w:tcW w:type="dxa" w:w="3088"/>
+            <w:tcBorders>
+              <w:top w:val="single" w:color="999999" w:sz="4"/>
+              <w:left w:val="single" w:color="999999" w:sz="4"/>
+              <w:bottom w:val="single" w:color="999999" w:sz="4"/>
+              <w:right w:val="single" w:color="999999" w:sz="4"/>
+            </w:tcBorders>
+            <w:tcMar>
+              <w:top w:type="dxa" w:w="60"/>
+              <w:left w:type="dxa" w:w="100"/>
+              <w:bottom w:type="dxa" w:w="60"/>
+              <w:right w:type="dxa" w:w="100"/>
+            </w:tcMar>
+          </w:tcPr>
+          <w:p>
+            <w:pPr>
+              <w:spacing w:line="280"/>
+            </w:pPr>
+            <w:r>
+              <w:rPr>
+                <w:sz w:val="19"/>
+                <w:szCs w:val="19"/>
+              </w:rPr>
+              <w:t xml:space="preserve">違いが興味や喜びに変わる</w:t>
+            </w:r>
+          </w:p>
+        </w:tc>
+        <w:tc>
+          <w:tcPr>
+            <w:tcW w:type="dxa" w:w="3859"/>
+            <w:tcBorders>
+              <w:top w:val="single" w:color="999999" w:sz="4"/>
+              <w:left w:val="single" w:color="999999" w:sz="4"/>
+              <w:bottom w:val="single" w:color="999999" w:sz="4"/>
+              <w:right w:val="single" w:color="999999" w:sz="4"/>
+            </w:tcBorders>
+            <w:tcMar>
+              <w:top w:type="dxa" w:w="60"/>
+              <w:left w:type="dxa" w:w="100"/>
+              <w:bottom w:type="dxa" w:w="60"/>
+              <w:right w:type="dxa" w:w="100"/>
+            </w:tcMar>
+          </w:tcPr>
+          <w:p>
+            <w:pPr>
+              <w:spacing w:line="280"/>
+            </w:pPr>
+            <w:r>
+              <w:rPr>
+                <w:sz w:val="19"/>
+                <w:szCs w:val="19"/>
+              </w:rPr>
+              <w:t xml:space="preserve">スパイスの配合を試し、カレーを楽しめるようになる</w:t>
+            </w:r>
+          </w:p>
+        </w:tc>
+      </w:tr>
+      <w:tr>
+        <w:trPr>
+          <w:cantSplit/>
+        </w:trPr>
+        <w:tc>
+          <w:tcPr>
+            <w:tcW w:type="dxa" w:w="2123"/>
+            <w:tcBorders>
+              <w:top w:val="single" w:color="999999" w:sz="4"/>
+              <w:left w:val="single" w:color="999999" w:sz="4"/>
+              <w:bottom w:val="single" w:color="999999" w:sz="4"/>
+              <w:right w:val="single" w:color="999999" w:sz="4"/>
+            </w:tcBorders>
+            <w:tcMar>
+              <w:top w:type="dxa" w:w="60"/>
+              <w:left w:type="dxa" w:w="100"/>
+              <w:bottom w:type="dxa" w:w="60"/>
+              <w:right w:type="dxa" w:w="100"/>
+            </w:tcMar>
+          </w:tcPr>
+          <w:p>
+            <w:pPr>
+              <w:spacing w:line="280"/>
+            </w:pPr>
+            <w:r>
+              <w:rPr>
+                <w:sz w:val="19"/>
+                <w:szCs w:val="19"/>
+              </w:rPr>
+              <w:t xml:space="preserve">受け入れる</w:t>
+            </w:r>
+          </w:p>
+        </w:tc>
+        <w:tc>
+          <w:tcPr>
+            <w:tcW w:type="dxa" w:w="3088"/>
+            <w:tcBorders>
+              <w:top w:val="single" w:color="999999" w:sz="4"/>
+              <w:left w:val="single" w:color="999999" w:sz="4"/>
+              <w:bottom w:val="single" w:color="999999" w:sz="4"/>
+              <w:right w:val="single" w:color="999999" w:sz="4"/>
+            </w:tcBorders>
+            <w:tcMar>
+              <w:top w:type="dxa" w:w="60"/>
+              <w:left w:type="dxa" w:w="100"/>
+              <w:bottom w:type="dxa" w:w="60"/>
+              <w:right w:type="dxa" w:w="100"/>
+            </w:tcMar>
+          </w:tcPr>
+          <w:p>
+            <w:pPr>
+              <w:spacing w:line="280"/>
+            </w:pPr>
+            <w:r>
+              <w:rPr>
+                <w:sz w:val="19"/>
+                <w:szCs w:val="19"/>
+              </w:rPr>
+              <w:t xml:space="preserve">好きにはならないが、納得して受け入れる</w:t>
+            </w:r>
+          </w:p>
+        </w:tc>
+        <w:tc>
+          <w:tcPr>
+            <w:tcW w:type="dxa" w:w="3859"/>
+            <w:tcBorders>
+              <w:top w:val="single" w:color="999999" w:sz="4"/>
+              <w:left w:val="single" w:color="999999" w:sz="4"/>
+              <w:bottom w:val="single" w:color="999999" w:sz="4"/>
+              <w:right w:val="single" w:color="999999" w:sz="4"/>
+            </w:tcBorders>
+            <w:tcMar>
+              <w:top w:type="dxa" w:w="60"/>
+              <w:left w:type="dxa" w:w="100"/>
+              <w:bottom w:type="dxa" w:w="60"/>
+              <w:right w:type="dxa" w:w="100"/>
+            </w:tcMar>
+          </w:tcPr>
+          <w:p>
+            <w:pPr>
+              <w:spacing w:line="280"/>
+            </w:pPr>
+            <w:r>
+              <w:rPr>
+                <w:sz w:val="19"/>
+                <w:szCs w:val="19"/>
+              </w:rPr>
+              <w:t xml:space="preserve">手で食べる習慣に慣れ、自分もそうして食べる</w:t>
+            </w:r>
+          </w:p>
+        </w:tc>
+      </w:tr>
+      <w:tr>
+        <w:trPr>
+          <w:cantSplit/>
+        </w:trPr>
+        <w:tc>
+          <w:tcPr>
+            <w:tcW w:type="dxa" w:w="2123"/>
+            <w:tcBorders>
+              <w:top w:val="single" w:color="999999" w:sz="4"/>
+              <w:left w:val="single" w:color="999999" w:sz="4"/>
+              <w:bottom w:val="single" w:color="999999" w:sz="4"/>
+              <w:right w:val="single" w:color="999999" w:sz="4"/>
+            </w:tcBorders>
+            <w:tcMar>
+              <w:top w:type="dxa" w:w="60"/>
+              <w:left w:type="dxa" w:w="100"/>
+              <w:bottom w:type="dxa" w:w="60"/>
+              <w:right w:type="dxa" w:w="100"/>
+            </w:tcMar>
+          </w:tcPr>
+          <w:p>
+            <w:pPr>
+              <w:spacing w:line="280"/>
+            </w:pPr>
+            <w:r>
+              <w:rPr>
+                <w:sz w:val="19"/>
+                <w:szCs w:val="19"/>
+              </w:rPr>
+              <w:t xml:space="preserve">尊重して距離を取る</w:t>
+            </w:r>
+          </w:p>
+        </w:tc>
+        <w:tc>
+          <w:tcPr>
+            <w:tcW w:type="dxa" w:w="3088"/>
+            <w:tcBorders>
+              <w:top w:val="single" w:color="999999" w:sz="4"/>
+              <w:left w:val="single" w:color="999999" w:sz="4"/>
+              <w:bottom w:val="single" w:color="999999" w:sz="4"/>
+              <w:right w:val="single" w:color="999999" w:sz="4"/>
+            </w:tcBorders>
+            <w:tcMar>
+              <w:top w:type="dxa" w:w="60"/>
+              <w:left w:type="dxa" w:w="100"/>
+              <w:bottom w:type="dxa" w:w="60"/>
+              <w:right w:type="dxa" w:w="100"/>
+            </w:tcMar>
+          </w:tcPr>
+          <w:p>
+            <w:pPr>
+              <w:spacing w:line="280"/>
+            </w:pPr>
+            <w:r>
+              <w:rPr>
+                <w:sz w:val="19"/>
+                <w:szCs w:val="19"/>
+              </w:rPr>
+              <w:t xml:space="preserve">自分はしないが、相手の文化として尊重する</w:t>
+            </w:r>
+          </w:p>
+        </w:tc>
+        <w:tc>
+          <w:tcPr>
+            <w:tcW w:type="dxa" w:w="3859"/>
+            <w:tcBorders>
+              <w:top w:val="single" w:color="999999" w:sz="4"/>
+              <w:left w:val="single" w:color="999999" w:sz="4"/>
+              <w:bottom w:val="single" w:color="999999" w:sz="4"/>
+              <w:right w:val="single" w:color="999999" w:sz="4"/>
+            </w:tcBorders>
+            <w:tcMar>
+              <w:top w:type="dxa" w:w="60"/>
+              <w:left w:type="dxa" w:w="100"/>
+              <w:bottom w:type="dxa" w:w="60"/>
+              <w:right w:type="dxa" w:w="100"/>
+            </w:tcMar>
+          </w:tcPr>
+          <w:p>
+            <w:pPr>
+              <w:spacing w:line="280"/>
+            </w:pPr>
+            <w:r>
+              <w:rPr>
+                <w:sz w:val="19"/>
+                <w:szCs w:val="19"/>
+              </w:rPr>
+              <w:t xml:space="preserve">宗教上の食事制限を理解し、相手に合わせる</w:t>
+            </w:r>
+          </w:p>
+        </w:tc>
+      </w:tr>
+      <w:tr>
+        <w:trPr>
+          <w:cantSplit/>
+        </w:trPr>
+        <w:tc>
+          <w:tcPr>
+            <w:tcW w:type="dxa" w:w="2123"/>
+            <w:tcBorders>
+              <w:top w:val="single" w:color="999999" w:sz="4"/>
+              <w:left w:val="single" w:color="999999" w:sz="4"/>
+              <w:bottom w:val="single" w:color="999999" w:sz="4"/>
+              <w:right w:val="single" w:color="999999" w:sz="4"/>
+            </w:tcBorders>
+            <w:tcMar>
+              <w:top w:type="dxa" w:w="60"/>
+              <w:left w:type="dxa" w:w="100"/>
+              <w:bottom w:type="dxa" w:w="60"/>
+              <w:right w:type="dxa" w:w="100"/>
+            </w:tcMar>
+          </w:tcPr>
+          <w:p>
+            <w:pPr>
+              <w:spacing w:line="280"/>
+            </w:pPr>
+            <w:r>
+              <w:rPr>
+                <w:sz w:val="19"/>
+                <w:szCs w:val="19"/>
+              </w:rPr>
+              <w:t xml:space="preserve">受け入れられないまま</w:t>
+            </w:r>
+          </w:p>
+        </w:tc>
+        <w:tc>
+          <w:tcPr>
+            <w:tcW w:type="dxa" w:w="3088"/>
+            <w:tcBorders>
+              <w:top w:val="single" w:color="999999" w:sz="4"/>
+              <w:left w:val="single" w:color="999999" w:sz="4"/>
+              <w:bottom w:val="single" w:color="999999" w:sz="4"/>
+              <w:right w:val="single" w:color="999999" w:sz="4"/>
+            </w:tcBorders>
+            <w:tcMar>
+              <w:top w:type="dxa" w:w="60"/>
+              <w:left w:type="dxa" w:w="100"/>
+              <w:bottom w:type="dxa" w:w="60"/>
+              <w:right w:type="dxa" w:w="100"/>
+            </w:tcMar>
+          </w:tcPr>
+          <w:p>
+            <w:pPr>
+              <w:spacing w:line="280"/>
+            </w:pPr>
+            <w:r>
+              <w:rPr>
+                <w:sz w:val="19"/>
+                <w:szCs w:val="19"/>
+              </w:rPr>
+              <w:t xml:space="preserve">時間がたっても納得できない</w:t>
+            </w:r>
+          </w:p>
+        </w:tc>
+        <w:tc>
+          <w:tcPr>
+            <w:tcW w:type="dxa" w:w="3859"/>
+            <w:tcBorders>
+              <w:top w:val="single" w:color="999999" w:sz="4"/>
+              <w:left w:val="single" w:color="999999" w:sz="4"/>
+              <w:bottom w:val="single" w:color="999999" w:sz="4"/>
+              <w:right w:val="single" w:color="999999" w:sz="4"/>
+            </w:tcBorders>
+            <w:tcMar>
+              <w:top w:type="dxa" w:w="60"/>
+              <w:left w:type="dxa" w:w="100"/>
+              <w:bottom w:type="dxa" w:w="60"/>
+              <w:right w:type="dxa" w:w="100"/>
+            </w:tcMar>
+          </w:tcPr>
+          <w:p>
+            <w:pPr>
+              <w:spacing w:line="280"/>
+            </w:pPr>
+            <w:r>
+              <w:rPr>
+                <w:sz w:val="19"/>
+                <w:szCs w:val="19"/>
+              </w:rPr>
+              <w:t xml:space="preserve">飼っていた羊が解体されたことに、今も戸惑いが残る</w:t>
+            </w:r>
+          </w:p>
+        </w:tc>
+      </w:tr>
+    </w:tbl>
+    <w:p>
+      <w:pPr>
+        <w:spacing w:after="120"/>
+      </w:pPr>
+    </w:p>
+    <w:p>
+      <w:pPr>
+        <w:spacing w:after="120" w:line="360"/>
+        <w:ind w:firstLine="210"/>
+      </w:pPr>
+      <w:r>
+        <w:t xml:space="preserve">どの向き合い方も、異文化の中で過ごしていくための一つの形です。本研究では、どのような異文化体験がどの向き合い方につながるのか、何がその分かれ道になるのかを明らかにします。</w:t>
+      </w:r>
+    </w:p>
+    <w:p>
+      <w:pPr>
+        <w:keepNext/>
+        <w:spacing w:after="140" w:before="280"/>
+      </w:pPr>
+      <w:r>
+        <w:rPr>
+          <w:sz w:val="28"/>
+          <w:szCs w:val="28"/>
+        </w:rPr>
         <w:t xml:space="preserve">この研究の新しいところ</w:t>
       </w:r>
     </w:p>
@@ -606,7 +1129,7 @@
         <w:spacing w:after="80" w:line="340"/>
       </w:pPr>
       <w:r>
-        <w:t xml:space="preserve">「適応できた」経験だけでなく、「受け入れられなかった」経験とその向き合い方も扱う</w:t>
+        <w:t xml:space="preserve">「楽しむ」だけでなく、「受け入れる」「尊重して距離を取る」「受け入れられないまま」も含めた、異文化への向き合い方を示す</w:t>
       </w:r>
     </w:p>
     <w:p>

--- a/output/卒論の概要.docx
+++ b/output/卒論の概要.docx
@@ -69,7 +69,7 @@
         <w:ind w:firstLine="210"/>
       </w:pPr>
       <w:r>
-        <w:t xml:space="preserve">留学先で異文化に戸惑った人が、どのような過程を経て、その文化を「楽しめる」ようになるのかを明らかにする研究です。筆者のフィジーとベトナムでの経験をもとに、戸惑い→衝突→適応→楽しさという異文化適応のプロセスをたどり、その中で「文化を楽しむ力」がどう育つのか、そして異文化とどのように向き合えばよいのかを描きます。特に、筆者がその力を育てるきっかけになった「やったことリスト」に注目し、これから留学する人が使える形にまとめます。</w:t>
+        <w:t xml:space="preserve">留学先で異文化に戸惑った人が、どのような過程を経てその文化と向き合い、楽しめるようになっていくのかを明らかにする研究です。筆者のフィジーとベトナムでの経験をもとに、戸惑い→衝突→適応→楽しさという異文化適応のプロセスをたどり、その中で「文化を楽しむ力」がどのように育つのかを描きます。</w:t>
       </w:r>
     </w:p>
     <w:p>
@@ -91,401 +91,8 @@
         <w:ind w:firstLine="210"/>
       </w:pPr>
       <w:r>
-        <w:t xml:space="preserve">筆者は高校時代にフィジーで3年間、その後ベトナムで1年間留学しました。フィジーでは、手でカレーを食べる習慣や停電、宗教上の食事制限、飼っていた羊が解体されて食卓に出たことなどに強く戸惑いました。そこで「何とかなる」「何事も挑戦だ」と考え、やってみたことを一つずつ「やったことリスト」に記録するようにしました。すると、戸惑いが少しずつ楽しさに変わっていきました。一方で、時間がたっても受け入れにくい違いもありました。</w:t>
-      </w:r>
-    </w:p>
-    <w:p>
-      <w:pPr>
-        <w:keepNext/>
-        <w:spacing w:after="140" w:before="280"/>
-      </w:pPr>
-      <w:r>
-        <w:rPr>
-          <w:sz w:val="28"/>
-          <w:szCs w:val="28"/>
-        </w:rPr>
-        <w:t xml:space="preserve">「やったことリスト」とは</w:t>
-      </w:r>
-    </w:p>
-    <w:p>
-      <w:pPr>
-        <w:spacing w:after="120" w:line="360"/>
-        <w:ind w:firstLine="210"/>
-      </w:pPr>
-      <w:r>
-        <w:t xml:space="preserve">留学中に新しく挑戦したことを、一つずつ書き留めていくリストです。例えば、三食カレーが続いて飽きそうになったときに、ホストファミリーからスパイスの効能を教わり、自分で配合を試したことを記録しました。書き続けることで、自分ができるようになったことが目に見えるようになり、戸惑いを前向きな挑戦として捉え直すきっかけになりました。このように「やったことリスト」は、戸惑いを楽しさに変え、「文化を楽しむ力」を育てる道具になったと考えられます。本研究では、このリストが異文化適応のどの段階で、どのように役立ったのかを明らかにし、誰でも使える形にします。</w:t>
-      </w:r>
-    </w:p>
-    <w:tbl>
-      <w:tblPr>
-        <w:tblW w:type="dxa" w:w="9070"/>
-        <w:tblBorders>
-          <w:top w:val="single" w:color="auto" w:sz="4"/>
-          <w:left w:val="single" w:color="auto" w:sz="4"/>
-          <w:bottom w:val="single" w:color="auto" w:sz="4"/>
-          <w:right w:val="single" w:color="auto" w:sz="4"/>
-          <w:insideH w:val="single" w:color="auto" w:sz="4"/>
-          <w:insideV w:val="single" w:color="auto" w:sz="4"/>
-        </w:tblBorders>
-      </w:tblPr>
-      <w:tblGrid>
-        <w:gridCol w:w="1221"/>
-        <w:gridCol w:w="2791"/>
-        <w:gridCol w:w="2268"/>
-        <w:gridCol w:w="2790"/>
-      </w:tblGrid>
-      <w:tr>
-        <w:trPr>
-          <w:tblHeader/>
-        </w:trPr>
-        <w:tc>
-          <w:tcPr>
-            <w:tcW w:type="dxa" w:w="1221"/>
-            <w:tcBorders>
-              <w:top w:val="single" w:color="999999" w:sz="4"/>
-              <w:left w:val="single" w:color="999999" w:sz="4"/>
-              <w:bottom w:val="single" w:color="999999" w:sz="4"/>
-              <w:right w:val="single" w:color="999999" w:sz="4"/>
-            </w:tcBorders>
-            <w:shd w:fill="EDEDED" w:color="auto" w:val="clear"/>
-            <w:tcMar>
-              <w:top w:type="dxa" w:w="60"/>
-              <w:left w:type="dxa" w:w="100"/>
-              <w:bottom w:type="dxa" w:w="60"/>
-              <w:right w:type="dxa" w:w="100"/>
-            </w:tcMar>
-          </w:tcPr>
-          <w:p>
-            <w:pPr>
-              <w:spacing w:line="280"/>
-            </w:pPr>
-            <w:r>
-              <w:rPr>
-                <w:b/>
-                <w:bCs/>
-                <w:sz w:val="19"/>
-                <w:szCs w:val="19"/>
-              </w:rPr>
-              <w:t xml:space="preserve">日付</w:t>
-            </w:r>
-          </w:p>
-        </w:tc>
-        <w:tc>
-          <w:tcPr>
-            <w:tcW w:type="dxa" w:w="2791"/>
-            <w:tcBorders>
-              <w:top w:val="single" w:color="999999" w:sz="4"/>
-              <w:left w:val="single" w:color="999999" w:sz="4"/>
-              <w:bottom w:val="single" w:color="999999" w:sz="4"/>
-              <w:right w:val="single" w:color="999999" w:sz="4"/>
-            </w:tcBorders>
-            <w:shd w:fill="EDEDED" w:color="auto" w:val="clear"/>
-            <w:tcMar>
-              <w:top w:type="dxa" w:w="60"/>
-              <w:left w:type="dxa" w:w="100"/>
-              <w:bottom w:type="dxa" w:w="60"/>
-              <w:right w:type="dxa" w:w="100"/>
-            </w:tcMar>
-          </w:tcPr>
-          <w:p>
-            <w:pPr>
-              <w:spacing w:line="280"/>
-            </w:pPr>
-            <w:r>
-              <w:rPr>
-                <w:b/>
-                <w:bCs/>
-                <w:sz w:val="19"/>
-                <w:szCs w:val="19"/>
-              </w:rPr>
-              <w:t xml:space="preserve">やってみたこと</w:t>
-            </w:r>
-          </w:p>
-        </w:tc>
-        <w:tc>
-          <w:tcPr>
-            <w:tcW w:type="dxa" w:w="2268"/>
-            <w:tcBorders>
-              <w:top w:val="single" w:color="999999" w:sz="4"/>
-              <w:left w:val="single" w:color="999999" w:sz="4"/>
-              <w:bottom w:val="single" w:color="999999" w:sz="4"/>
-              <w:right w:val="single" w:color="999999" w:sz="4"/>
-            </w:tcBorders>
-            <w:shd w:fill="EDEDED" w:color="auto" w:val="clear"/>
-            <w:tcMar>
-              <w:top w:type="dxa" w:w="60"/>
-              <w:left w:type="dxa" w:w="100"/>
-              <w:bottom w:type="dxa" w:w="60"/>
-              <w:right w:type="dxa" w:w="100"/>
-            </w:tcMar>
-          </w:tcPr>
-          <w:p>
-            <w:pPr>
-              <w:spacing w:line="280"/>
-            </w:pPr>
-            <w:r>
-              <w:rPr>
-                <w:b/>
-                <w:bCs/>
-                <w:sz w:val="19"/>
-                <w:szCs w:val="19"/>
-              </w:rPr>
-              <w:t xml:space="preserve">そのときの気持ち</w:t>
-            </w:r>
-          </w:p>
-        </w:tc>
-        <w:tc>
-          <w:tcPr>
-            <w:tcW w:type="dxa" w:w="2790"/>
-            <w:tcBorders>
-              <w:top w:val="single" w:color="999999" w:sz="4"/>
-              <w:left w:val="single" w:color="999999" w:sz="4"/>
-              <w:bottom w:val="single" w:color="999999" w:sz="4"/>
-              <w:right w:val="single" w:color="999999" w:sz="4"/>
-            </w:tcBorders>
-            <w:shd w:fill="EDEDED" w:color="auto" w:val="clear"/>
-            <w:tcMar>
-              <w:top w:type="dxa" w:w="60"/>
-              <w:left w:type="dxa" w:w="100"/>
-              <w:bottom w:type="dxa" w:w="60"/>
-              <w:right w:type="dxa" w:w="100"/>
-            </w:tcMar>
-          </w:tcPr>
-          <w:p>
-            <w:pPr>
-              <w:spacing w:line="280"/>
-            </w:pPr>
-            <w:r>
-              <w:rPr>
-                <w:b/>
-                <w:bCs/>
-                <w:sz w:val="19"/>
-                <w:szCs w:val="19"/>
-              </w:rPr>
-              <w:t xml:space="preserve">やってみてどう変わったか</w:t>
-            </w:r>
-          </w:p>
-        </w:tc>
-      </w:tr>
-      <w:tr>
-        <w:trPr>
-          <w:cantSplit/>
-        </w:trPr>
-        <w:tc>
-          <w:tcPr>
-            <w:tcW w:type="dxa" w:w="1221"/>
-            <w:tcBorders>
-              <w:top w:val="single" w:color="999999" w:sz="4"/>
-              <w:left w:val="single" w:color="999999" w:sz="4"/>
-              <w:bottom w:val="single" w:color="999999" w:sz="4"/>
-              <w:right w:val="single" w:color="999999" w:sz="4"/>
-            </w:tcBorders>
-            <w:tcMar>
-              <w:top w:type="dxa" w:w="60"/>
-              <w:left w:type="dxa" w:w="100"/>
-              <w:bottom w:type="dxa" w:w="60"/>
-              <w:right w:type="dxa" w:w="100"/>
-            </w:tcMar>
-          </w:tcPr>
-          <w:p>
-            <w:pPr>
-              <w:spacing w:line="280"/>
-            </w:pPr>
-            <w:r>
-              <w:rPr>
-                <w:sz w:val="19"/>
-                <w:szCs w:val="19"/>
-              </w:rPr>
-              <w:t xml:space="preserve">（例）</w:t>
-            </w:r>
-          </w:p>
-        </w:tc>
-        <w:tc>
-          <w:tcPr>
-            <w:tcW w:type="dxa" w:w="2791"/>
-            <w:tcBorders>
-              <w:top w:val="single" w:color="999999" w:sz="4"/>
-              <w:left w:val="single" w:color="999999" w:sz="4"/>
-              <w:bottom w:val="single" w:color="999999" w:sz="4"/>
-              <w:right w:val="single" w:color="999999" w:sz="4"/>
-            </w:tcBorders>
-            <w:tcMar>
-              <w:top w:type="dxa" w:w="60"/>
-              <w:left w:type="dxa" w:w="100"/>
-              <w:bottom w:type="dxa" w:w="60"/>
-              <w:right w:type="dxa" w:w="100"/>
-            </w:tcMar>
-          </w:tcPr>
-          <w:p>
-            <w:pPr>
-              <w:spacing w:line="280"/>
-            </w:pPr>
-            <w:r>
-              <w:rPr>
-                <w:sz w:val="19"/>
-                <w:szCs w:val="19"/>
-              </w:rPr>
-              <w:t xml:space="preserve">ホストファミリーにスパイスの効能を聞き、自分で配合してみた</w:t>
-            </w:r>
-          </w:p>
-        </w:tc>
-        <w:tc>
-          <w:tcPr>
-            <w:tcW w:type="dxa" w:w="2268"/>
-            <w:tcBorders>
-              <w:top w:val="single" w:color="999999" w:sz="4"/>
-              <w:left w:val="single" w:color="999999" w:sz="4"/>
-              <w:bottom w:val="single" w:color="999999" w:sz="4"/>
-              <w:right w:val="single" w:color="999999" w:sz="4"/>
-            </w:tcBorders>
-            <w:tcMar>
-              <w:top w:type="dxa" w:w="60"/>
-              <w:left w:type="dxa" w:w="100"/>
-              <w:bottom w:type="dxa" w:w="60"/>
-              <w:right w:type="dxa" w:w="100"/>
-            </w:tcMar>
-          </w:tcPr>
-          <w:p>
-            <w:pPr>
-              <w:spacing w:line="280"/>
-            </w:pPr>
-            <w:r>
-              <w:rPr>
-                <w:sz w:val="19"/>
-                <w:szCs w:val="19"/>
-              </w:rPr>
-              <w:t xml:space="preserve">毎日カレーで飽きていた</w:t>
-            </w:r>
-          </w:p>
-        </w:tc>
-        <w:tc>
-          <w:tcPr>
-            <w:tcW w:type="dxa" w:w="2790"/>
-            <w:tcBorders>
-              <w:top w:val="single" w:color="999999" w:sz="4"/>
-              <w:left w:val="single" w:color="999999" w:sz="4"/>
-              <w:bottom w:val="single" w:color="999999" w:sz="4"/>
-              <w:right w:val="single" w:color="999999" w:sz="4"/>
-            </w:tcBorders>
-            <w:tcMar>
-              <w:top w:type="dxa" w:w="60"/>
-              <w:left w:type="dxa" w:w="100"/>
-              <w:bottom w:type="dxa" w:w="60"/>
-              <w:right w:type="dxa" w:w="100"/>
-            </w:tcMar>
-          </w:tcPr>
-          <w:p>
-            <w:pPr>
-              <w:spacing w:line="280"/>
-            </w:pPr>
-            <w:r>
-              <w:rPr>
-                <w:sz w:val="19"/>
-                <w:szCs w:val="19"/>
-              </w:rPr>
-              <w:t xml:space="preserve">カレーを楽しめるようになり、家族との会話も増えた</w:t>
-            </w:r>
-          </w:p>
-        </w:tc>
-      </w:tr>
-      <w:tr>
-        <w:trPr>
-          <w:cantSplit/>
-        </w:trPr>
-        <w:tc>
-          <w:tcPr>
-            <w:tcW w:type="dxa" w:w="1221"/>
-            <w:tcBorders>
-              <w:top w:val="single" w:color="999999" w:sz="4"/>
-              <w:left w:val="single" w:color="999999" w:sz="4"/>
-              <w:bottom w:val="single" w:color="999999" w:sz="4"/>
-              <w:right w:val="single" w:color="999999" w:sz="4"/>
-            </w:tcBorders>
-            <w:tcMar>
-              <w:top w:type="dxa" w:w="60"/>
-              <w:left w:type="dxa" w:w="100"/>
-              <w:bottom w:type="dxa" w:w="60"/>
-              <w:right w:type="dxa" w:w="100"/>
-            </w:tcMar>
-          </w:tcPr>
-          <w:p>
-            <w:pPr>
-              <w:spacing w:line="280"/>
-            </w:pPr>
-          </w:p>
-        </w:tc>
-        <w:tc>
-          <w:tcPr>
-            <w:tcW w:type="dxa" w:w="2791"/>
-            <w:tcBorders>
-              <w:top w:val="single" w:color="999999" w:sz="4"/>
-              <w:left w:val="single" w:color="999999" w:sz="4"/>
-              <w:bottom w:val="single" w:color="999999" w:sz="4"/>
-              <w:right w:val="single" w:color="999999" w:sz="4"/>
-            </w:tcBorders>
-            <w:tcMar>
-              <w:top w:type="dxa" w:w="60"/>
-              <w:left w:type="dxa" w:w="100"/>
-              <w:bottom w:type="dxa" w:w="60"/>
-              <w:right w:type="dxa" w:w="100"/>
-            </w:tcMar>
-          </w:tcPr>
-          <w:p>
-            <w:pPr>
-              <w:spacing w:line="280"/>
-            </w:pPr>
-          </w:p>
-        </w:tc>
-        <w:tc>
-          <w:tcPr>
-            <w:tcW w:type="dxa" w:w="2268"/>
-            <w:tcBorders>
-              <w:top w:val="single" w:color="999999" w:sz="4"/>
-              <w:left w:val="single" w:color="999999" w:sz="4"/>
-              <w:bottom w:val="single" w:color="999999" w:sz="4"/>
-              <w:right w:val="single" w:color="999999" w:sz="4"/>
-            </w:tcBorders>
-            <w:tcMar>
-              <w:top w:type="dxa" w:w="60"/>
-              <w:left w:type="dxa" w:w="100"/>
-              <w:bottom w:type="dxa" w:w="60"/>
-              <w:right w:type="dxa" w:w="100"/>
-            </w:tcMar>
-          </w:tcPr>
-          <w:p>
-            <w:pPr>
-              <w:spacing w:line="280"/>
-            </w:pPr>
-          </w:p>
-        </w:tc>
-        <w:tc>
-          <w:tcPr>
-            <w:tcW w:type="dxa" w:w="2790"/>
-            <w:tcBorders>
-              <w:top w:val="single" w:color="999999" w:sz="4"/>
-              <w:left w:val="single" w:color="999999" w:sz="4"/>
-              <w:bottom w:val="single" w:color="999999" w:sz="4"/>
-              <w:right w:val="single" w:color="999999" w:sz="4"/>
-            </w:tcBorders>
-            <w:tcMar>
-              <w:top w:type="dxa" w:w="60"/>
-              <w:left w:type="dxa" w:w="100"/>
-              <w:bottom w:type="dxa" w:w="60"/>
-              <w:right w:type="dxa" w:w="100"/>
-            </w:tcMar>
-          </w:tcPr>
-          <w:p>
-            <w:pPr>
-              <w:spacing w:line="280"/>
-            </w:pPr>
-          </w:p>
-        </w:tc>
-      </w:tr>
-    </w:tbl>
-    <w:p>
-      <w:pPr>
-        <w:spacing w:after="120"/>
-      </w:pPr>
+        <w:t xml:space="preserve">筆者は高校時代にフィジーで3年間、その後ベトナムで1年間留学しました。フィジーでは、手でカレーを食べる習慣や停電、宗教上の食事制限、飼っていた羊が解体されて食卓に出たことなどに強く戸惑いました。しかし、現地の人に理由を聞いたり、自分でも試してみたりするうちに、戸惑いは少しずつ楽しさに変わっていきました。一方で、時間がたっても受け入れにくい違いもありました。同じ異文化体験でも、楽しめるようになるものと、そうでないものがあるのはなぜか。この疑問が研究の出発点です。</w:t>
+      </w:r>
     </w:p>
     <w:p>
       <w:pPr>
@@ -540,6 +147,19 @@
     </w:p>
     <w:p>
       <w:pPr>
+        <w:keepNext/>
+        <w:spacing w:after="140" w:before="280"/>
+      </w:pPr>
+      <w:r>
+        <w:rPr>
+          <w:sz w:val="28"/>
+          <w:szCs w:val="28"/>
+        </w:rPr>
+        <w:t xml:space="preserve">「文化を楽しむ力」とは</w:t>
+      </w:r>
+    </w:p>
+    <w:p>
+      <w:pPr>
         <w:pBdr>
           <w:left w:val="single" w:color="999999" w:sz="12" w:space="8"/>
         </w:pBdr>
@@ -547,27 +167,7 @@
         <w:ind w:left="420" w:right="420"/>
       </w:pPr>
       <w:r>
-        <w:rPr>
-          <w:b/>
-          <w:bCs/>
-        </w:rPr>
-        <w:t xml:space="preserve">文化を楽しむ力</w:t>
-      </w:r>
-      <w:r>
-        <w:t xml:space="preserve">：全部を好きになる力ではなく、受け入れられない違いがあっても、自分なりの向き合い方を見つけて異文化の中で過ごせる力。</w:t>
-      </w:r>
-    </w:p>
-    <w:p>
-      <w:pPr>
-        <w:keepNext/>
-        <w:spacing w:after="140" w:before="280"/>
-      </w:pPr>
-      <w:r>
-        <w:rPr>
-          <w:sz w:val="28"/>
-          <w:szCs w:val="28"/>
-        </w:rPr>
-        <w:t xml:space="preserve">異文化への向き合い方</w:t>
+        <w:t xml:space="preserve">全部を好きになる力ではなく、受け入れられない違いがあっても、自分なりの向き合い方を見つけて異文化の中で過ごせる力。</w:t>
       </w:r>
     </w:p>
     <w:p>
@@ -576,508 +176,7 @@
         <w:ind w:firstLine="210"/>
       </w:pPr>
       <w:r>
-        <w:t xml:space="preserve">異文化との向き合い方は、「楽しむ」だけではありません。本研究では、異文化への向き合い方を次の4つに分けて考えます。</w:t>
-      </w:r>
-    </w:p>
-    <w:tbl>
-      <w:tblPr>
-        <w:tblW w:type="dxa" w:w="9070"/>
-        <w:tblBorders>
-          <w:top w:val="single" w:color="auto" w:sz="4"/>
-          <w:left w:val="single" w:color="auto" w:sz="4"/>
-          <w:bottom w:val="single" w:color="auto" w:sz="4"/>
-          <w:right w:val="single" w:color="auto" w:sz="4"/>
-          <w:insideH w:val="single" w:color="auto" w:sz="4"/>
-          <w:insideV w:val="single" w:color="auto" w:sz="4"/>
-        </w:tblBorders>
-      </w:tblPr>
-      <w:tblGrid>
-        <w:gridCol w:w="2123"/>
-        <w:gridCol w:w="3088"/>
-        <w:gridCol w:w="3859"/>
-      </w:tblGrid>
-      <w:tr>
-        <w:trPr>
-          <w:tblHeader/>
-        </w:trPr>
-        <w:tc>
-          <w:tcPr>
-            <w:tcW w:type="dxa" w:w="2123"/>
-            <w:tcBorders>
-              <w:top w:val="single" w:color="999999" w:sz="4"/>
-              <w:left w:val="single" w:color="999999" w:sz="4"/>
-              <w:bottom w:val="single" w:color="999999" w:sz="4"/>
-              <w:right w:val="single" w:color="999999" w:sz="4"/>
-            </w:tcBorders>
-            <w:shd w:fill="EDEDED" w:color="auto" w:val="clear"/>
-            <w:tcMar>
-              <w:top w:type="dxa" w:w="60"/>
-              <w:left w:type="dxa" w:w="100"/>
-              <w:bottom w:type="dxa" w:w="60"/>
-              <w:right w:type="dxa" w:w="100"/>
-            </w:tcMar>
-          </w:tcPr>
-          <w:p>
-            <w:pPr>
-              <w:spacing w:line="280"/>
-            </w:pPr>
-            <w:r>
-              <w:rPr>
-                <w:b/>
-                <w:bCs/>
-                <w:sz w:val="19"/>
-                <w:szCs w:val="19"/>
-              </w:rPr>
-              <w:t xml:space="preserve">向き合い方</w:t>
-            </w:r>
-          </w:p>
-        </w:tc>
-        <w:tc>
-          <w:tcPr>
-            <w:tcW w:type="dxa" w:w="3088"/>
-            <w:tcBorders>
-              <w:top w:val="single" w:color="999999" w:sz="4"/>
-              <w:left w:val="single" w:color="999999" w:sz="4"/>
-              <w:bottom w:val="single" w:color="999999" w:sz="4"/>
-              <w:right w:val="single" w:color="999999" w:sz="4"/>
-            </w:tcBorders>
-            <w:shd w:fill="EDEDED" w:color="auto" w:val="clear"/>
-            <w:tcMar>
-              <w:top w:type="dxa" w:w="60"/>
-              <w:left w:type="dxa" w:w="100"/>
-              <w:bottom w:type="dxa" w:w="60"/>
-              <w:right w:type="dxa" w:w="100"/>
-            </w:tcMar>
-          </w:tcPr>
-          <w:p>
-            <w:pPr>
-              <w:spacing w:line="280"/>
-            </w:pPr>
-            <w:r>
-              <w:rPr>
-                <w:b/>
-                <w:bCs/>
-                <w:sz w:val="19"/>
-                <w:szCs w:val="19"/>
-              </w:rPr>
-              <w:t xml:space="preserve">内容</w:t>
-            </w:r>
-          </w:p>
-        </w:tc>
-        <w:tc>
-          <w:tcPr>
-            <w:tcW w:type="dxa" w:w="3859"/>
-            <w:tcBorders>
-              <w:top w:val="single" w:color="999999" w:sz="4"/>
-              <w:left w:val="single" w:color="999999" w:sz="4"/>
-              <w:bottom w:val="single" w:color="999999" w:sz="4"/>
-              <w:right w:val="single" w:color="999999" w:sz="4"/>
-            </w:tcBorders>
-            <w:shd w:fill="EDEDED" w:color="auto" w:val="clear"/>
-            <w:tcMar>
-              <w:top w:type="dxa" w:w="60"/>
-              <w:left w:type="dxa" w:w="100"/>
-              <w:bottom w:type="dxa" w:w="60"/>
-              <w:right w:type="dxa" w:w="100"/>
-            </w:tcMar>
-          </w:tcPr>
-          <w:p>
-            <w:pPr>
-              <w:spacing w:line="280"/>
-            </w:pPr>
-            <w:r>
-              <w:rPr>
-                <w:b/>
-                <w:bCs/>
-                <w:sz w:val="19"/>
-                <w:szCs w:val="19"/>
-              </w:rPr>
-              <w:t xml:space="preserve">例</w:t>
-            </w:r>
-          </w:p>
-        </w:tc>
-      </w:tr>
-      <w:tr>
-        <w:trPr>
-          <w:cantSplit/>
-        </w:trPr>
-        <w:tc>
-          <w:tcPr>
-            <w:tcW w:type="dxa" w:w="2123"/>
-            <w:tcBorders>
-              <w:top w:val="single" w:color="999999" w:sz="4"/>
-              <w:left w:val="single" w:color="999999" w:sz="4"/>
-              <w:bottom w:val="single" w:color="999999" w:sz="4"/>
-              <w:right w:val="single" w:color="999999" w:sz="4"/>
-            </w:tcBorders>
-            <w:tcMar>
-              <w:top w:type="dxa" w:w="60"/>
-              <w:left w:type="dxa" w:w="100"/>
-              <w:bottom w:type="dxa" w:w="60"/>
-              <w:right w:type="dxa" w:w="100"/>
-            </w:tcMar>
-          </w:tcPr>
-          <w:p>
-            <w:pPr>
-              <w:spacing w:line="280"/>
-            </w:pPr>
-            <w:r>
-              <w:rPr>
-                <w:sz w:val="19"/>
-                <w:szCs w:val="19"/>
-              </w:rPr>
-              <w:t xml:space="preserve">楽しむ</w:t>
-            </w:r>
-          </w:p>
-        </w:tc>
-        <w:tc>
-          <w:tcPr>
-            <w:tcW w:type="dxa" w:w="3088"/>
-            <w:tcBorders>
-              <w:top w:val="single" w:color="999999" w:sz="4"/>
-              <w:left w:val="single" w:color="999999" w:sz="4"/>
-              <w:bottom w:val="single" w:color="999999" w:sz="4"/>
-              <w:right w:val="single" w:color="999999" w:sz="4"/>
-            </w:tcBorders>
-            <w:tcMar>
-              <w:top w:type="dxa" w:w="60"/>
-              <w:left w:type="dxa" w:w="100"/>
-              <w:bottom w:type="dxa" w:w="60"/>
-              <w:right w:type="dxa" w:w="100"/>
-            </w:tcMar>
-          </w:tcPr>
-          <w:p>
-            <w:pPr>
-              <w:spacing w:line="280"/>
-            </w:pPr>
-            <w:r>
-              <w:rPr>
-                <w:sz w:val="19"/>
-                <w:szCs w:val="19"/>
-              </w:rPr>
-              <w:t xml:space="preserve">違いが興味や喜びに変わる</w:t>
-            </w:r>
-          </w:p>
-        </w:tc>
-        <w:tc>
-          <w:tcPr>
-            <w:tcW w:type="dxa" w:w="3859"/>
-            <w:tcBorders>
-              <w:top w:val="single" w:color="999999" w:sz="4"/>
-              <w:left w:val="single" w:color="999999" w:sz="4"/>
-              <w:bottom w:val="single" w:color="999999" w:sz="4"/>
-              <w:right w:val="single" w:color="999999" w:sz="4"/>
-            </w:tcBorders>
-            <w:tcMar>
-              <w:top w:type="dxa" w:w="60"/>
-              <w:left w:type="dxa" w:w="100"/>
-              <w:bottom w:type="dxa" w:w="60"/>
-              <w:right w:type="dxa" w:w="100"/>
-            </w:tcMar>
-          </w:tcPr>
-          <w:p>
-            <w:pPr>
-              <w:spacing w:line="280"/>
-            </w:pPr>
-            <w:r>
-              <w:rPr>
-                <w:sz w:val="19"/>
-                <w:szCs w:val="19"/>
-              </w:rPr>
-              <w:t xml:space="preserve">スパイスの配合を試し、カレーを楽しめるようになる</w:t>
-            </w:r>
-          </w:p>
-        </w:tc>
-      </w:tr>
-      <w:tr>
-        <w:trPr>
-          <w:cantSplit/>
-        </w:trPr>
-        <w:tc>
-          <w:tcPr>
-            <w:tcW w:type="dxa" w:w="2123"/>
-            <w:tcBorders>
-              <w:top w:val="single" w:color="999999" w:sz="4"/>
-              <w:left w:val="single" w:color="999999" w:sz="4"/>
-              <w:bottom w:val="single" w:color="999999" w:sz="4"/>
-              <w:right w:val="single" w:color="999999" w:sz="4"/>
-            </w:tcBorders>
-            <w:tcMar>
-              <w:top w:type="dxa" w:w="60"/>
-              <w:left w:type="dxa" w:w="100"/>
-              <w:bottom w:type="dxa" w:w="60"/>
-              <w:right w:type="dxa" w:w="100"/>
-            </w:tcMar>
-          </w:tcPr>
-          <w:p>
-            <w:pPr>
-              <w:spacing w:line="280"/>
-            </w:pPr>
-            <w:r>
-              <w:rPr>
-                <w:sz w:val="19"/>
-                <w:szCs w:val="19"/>
-              </w:rPr>
-              <w:t xml:space="preserve">受け入れる</w:t>
-            </w:r>
-          </w:p>
-        </w:tc>
-        <w:tc>
-          <w:tcPr>
-            <w:tcW w:type="dxa" w:w="3088"/>
-            <w:tcBorders>
-              <w:top w:val="single" w:color="999999" w:sz="4"/>
-              <w:left w:val="single" w:color="999999" w:sz="4"/>
-              <w:bottom w:val="single" w:color="999999" w:sz="4"/>
-              <w:right w:val="single" w:color="999999" w:sz="4"/>
-            </w:tcBorders>
-            <w:tcMar>
-              <w:top w:type="dxa" w:w="60"/>
-              <w:left w:type="dxa" w:w="100"/>
-              <w:bottom w:type="dxa" w:w="60"/>
-              <w:right w:type="dxa" w:w="100"/>
-            </w:tcMar>
-          </w:tcPr>
-          <w:p>
-            <w:pPr>
-              <w:spacing w:line="280"/>
-            </w:pPr>
-            <w:r>
-              <w:rPr>
-                <w:sz w:val="19"/>
-                <w:szCs w:val="19"/>
-              </w:rPr>
-              <w:t xml:space="preserve">好きにはならないが、納得して受け入れる</w:t>
-            </w:r>
-          </w:p>
-        </w:tc>
-        <w:tc>
-          <w:tcPr>
-            <w:tcW w:type="dxa" w:w="3859"/>
-            <w:tcBorders>
-              <w:top w:val="single" w:color="999999" w:sz="4"/>
-              <w:left w:val="single" w:color="999999" w:sz="4"/>
-              <w:bottom w:val="single" w:color="999999" w:sz="4"/>
-              <w:right w:val="single" w:color="999999" w:sz="4"/>
-            </w:tcBorders>
-            <w:tcMar>
-              <w:top w:type="dxa" w:w="60"/>
-              <w:left w:type="dxa" w:w="100"/>
-              <w:bottom w:type="dxa" w:w="60"/>
-              <w:right w:type="dxa" w:w="100"/>
-            </w:tcMar>
-          </w:tcPr>
-          <w:p>
-            <w:pPr>
-              <w:spacing w:line="280"/>
-            </w:pPr>
-            <w:r>
-              <w:rPr>
-                <w:sz w:val="19"/>
-                <w:szCs w:val="19"/>
-              </w:rPr>
-              <w:t xml:space="preserve">手で食べる習慣に慣れ、自分もそうして食べる</w:t>
-            </w:r>
-          </w:p>
-        </w:tc>
-      </w:tr>
-      <w:tr>
-        <w:trPr>
-          <w:cantSplit/>
-        </w:trPr>
-        <w:tc>
-          <w:tcPr>
-            <w:tcW w:type="dxa" w:w="2123"/>
-            <w:tcBorders>
-              <w:top w:val="single" w:color="999999" w:sz="4"/>
-              <w:left w:val="single" w:color="999999" w:sz="4"/>
-              <w:bottom w:val="single" w:color="999999" w:sz="4"/>
-              <w:right w:val="single" w:color="999999" w:sz="4"/>
-            </w:tcBorders>
-            <w:tcMar>
-              <w:top w:type="dxa" w:w="60"/>
-              <w:left w:type="dxa" w:w="100"/>
-              <w:bottom w:type="dxa" w:w="60"/>
-              <w:right w:type="dxa" w:w="100"/>
-            </w:tcMar>
-          </w:tcPr>
-          <w:p>
-            <w:pPr>
-              <w:spacing w:line="280"/>
-            </w:pPr>
-            <w:r>
-              <w:rPr>
-                <w:sz w:val="19"/>
-                <w:szCs w:val="19"/>
-              </w:rPr>
-              <w:t xml:space="preserve">尊重して距離を取る</w:t>
-            </w:r>
-          </w:p>
-        </w:tc>
-        <w:tc>
-          <w:tcPr>
-            <w:tcW w:type="dxa" w:w="3088"/>
-            <w:tcBorders>
-              <w:top w:val="single" w:color="999999" w:sz="4"/>
-              <w:left w:val="single" w:color="999999" w:sz="4"/>
-              <w:bottom w:val="single" w:color="999999" w:sz="4"/>
-              <w:right w:val="single" w:color="999999" w:sz="4"/>
-            </w:tcBorders>
-            <w:tcMar>
-              <w:top w:type="dxa" w:w="60"/>
-              <w:left w:type="dxa" w:w="100"/>
-              <w:bottom w:type="dxa" w:w="60"/>
-              <w:right w:type="dxa" w:w="100"/>
-            </w:tcMar>
-          </w:tcPr>
-          <w:p>
-            <w:pPr>
-              <w:spacing w:line="280"/>
-            </w:pPr>
-            <w:r>
-              <w:rPr>
-                <w:sz w:val="19"/>
-                <w:szCs w:val="19"/>
-              </w:rPr>
-              <w:t xml:space="preserve">自分はしないが、相手の文化として尊重する</w:t>
-            </w:r>
-          </w:p>
-        </w:tc>
-        <w:tc>
-          <w:tcPr>
-            <w:tcW w:type="dxa" w:w="3859"/>
-            <w:tcBorders>
-              <w:top w:val="single" w:color="999999" w:sz="4"/>
-              <w:left w:val="single" w:color="999999" w:sz="4"/>
-              <w:bottom w:val="single" w:color="999999" w:sz="4"/>
-              <w:right w:val="single" w:color="999999" w:sz="4"/>
-            </w:tcBorders>
-            <w:tcMar>
-              <w:top w:type="dxa" w:w="60"/>
-              <w:left w:type="dxa" w:w="100"/>
-              <w:bottom w:type="dxa" w:w="60"/>
-              <w:right w:type="dxa" w:w="100"/>
-            </w:tcMar>
-          </w:tcPr>
-          <w:p>
-            <w:pPr>
-              <w:spacing w:line="280"/>
-            </w:pPr>
-            <w:r>
-              <w:rPr>
-                <w:sz w:val="19"/>
-                <w:szCs w:val="19"/>
-              </w:rPr>
-              <w:t xml:space="preserve">宗教上の食事制限を理解し、相手に合わせる</w:t>
-            </w:r>
-          </w:p>
-        </w:tc>
-      </w:tr>
-      <w:tr>
-        <w:trPr>
-          <w:cantSplit/>
-        </w:trPr>
-        <w:tc>
-          <w:tcPr>
-            <w:tcW w:type="dxa" w:w="2123"/>
-            <w:tcBorders>
-              <w:top w:val="single" w:color="999999" w:sz="4"/>
-              <w:left w:val="single" w:color="999999" w:sz="4"/>
-              <w:bottom w:val="single" w:color="999999" w:sz="4"/>
-              <w:right w:val="single" w:color="999999" w:sz="4"/>
-            </w:tcBorders>
-            <w:tcMar>
-              <w:top w:type="dxa" w:w="60"/>
-              <w:left w:type="dxa" w:w="100"/>
-              <w:bottom w:type="dxa" w:w="60"/>
-              <w:right w:type="dxa" w:w="100"/>
-            </w:tcMar>
-          </w:tcPr>
-          <w:p>
-            <w:pPr>
-              <w:spacing w:line="280"/>
-            </w:pPr>
-            <w:r>
-              <w:rPr>
-                <w:sz w:val="19"/>
-                <w:szCs w:val="19"/>
-              </w:rPr>
-              <w:t xml:space="preserve">受け入れられないまま</w:t>
-            </w:r>
-          </w:p>
-        </w:tc>
-        <w:tc>
-          <w:tcPr>
-            <w:tcW w:type="dxa" w:w="3088"/>
-            <w:tcBorders>
-              <w:top w:val="single" w:color="999999" w:sz="4"/>
-              <w:left w:val="single" w:color="999999" w:sz="4"/>
-              <w:bottom w:val="single" w:color="999999" w:sz="4"/>
-              <w:right w:val="single" w:color="999999" w:sz="4"/>
-            </w:tcBorders>
-            <w:tcMar>
-              <w:top w:type="dxa" w:w="60"/>
-              <w:left w:type="dxa" w:w="100"/>
-              <w:bottom w:type="dxa" w:w="60"/>
-              <w:right w:type="dxa" w:w="100"/>
-            </w:tcMar>
-          </w:tcPr>
-          <w:p>
-            <w:pPr>
-              <w:spacing w:line="280"/>
-            </w:pPr>
-            <w:r>
-              <w:rPr>
-                <w:sz w:val="19"/>
-                <w:szCs w:val="19"/>
-              </w:rPr>
-              <w:t xml:space="preserve">時間がたっても納得できない</w:t>
-            </w:r>
-          </w:p>
-        </w:tc>
-        <w:tc>
-          <w:tcPr>
-            <w:tcW w:type="dxa" w:w="3859"/>
-            <w:tcBorders>
-              <w:top w:val="single" w:color="999999" w:sz="4"/>
-              <w:left w:val="single" w:color="999999" w:sz="4"/>
-              <w:bottom w:val="single" w:color="999999" w:sz="4"/>
-              <w:right w:val="single" w:color="999999" w:sz="4"/>
-            </w:tcBorders>
-            <w:tcMar>
-              <w:top w:type="dxa" w:w="60"/>
-              <w:left w:type="dxa" w:w="100"/>
-              <w:bottom w:type="dxa" w:w="60"/>
-              <w:right w:type="dxa" w:w="100"/>
-            </w:tcMar>
-          </w:tcPr>
-          <w:p>
-            <w:pPr>
-              <w:spacing w:line="280"/>
-            </w:pPr>
-            <w:r>
-              <w:rPr>
-                <w:sz w:val="19"/>
-                <w:szCs w:val="19"/>
-              </w:rPr>
-              <w:t xml:space="preserve">飼っていた羊が解体されたことに、今も戸惑いが残る</w:t>
-            </w:r>
-          </w:p>
-        </w:tc>
-      </w:tr>
-    </w:tbl>
-    <w:p>
-      <w:pPr>
-        <w:spacing w:after="120"/>
-      </w:pPr>
-    </w:p>
-    <w:p>
-      <w:pPr>
-        <w:spacing w:after="120" w:line="360"/>
-        <w:ind w:firstLine="210"/>
-      </w:pPr>
-      <w:r>
-        <w:t xml:space="preserve">どの向き合い方も、異文化の中で過ごしていくための一つの形です。本研究では、どのような異文化体験がどの向き合い方につながるのか、何がその分かれ道になるのかを明らかにします。</w:t>
+        <w:t xml:space="preserve">従来の異文化適応の理論（Uカーブモデルなど）は、「適応できたかどうか」をゴールにしています。本研究では、その先にある「楽しむ」段階に注目します。ただし、楽しむことだけを正解とはしません。違いを受け入れられないときに、どう折り合いをつけて過ごしたのかも、この力の一部として捉えます。</w:t>
       </w:r>
     </w:p>
     <w:p>
@@ -1103,7 +202,7 @@
         <w:spacing w:after="80" w:line="340"/>
       </w:pPr>
       <w:r>
-        <w:t xml:space="preserve">これまでの理論（Uカーブモデルなど）は「適応」で終わっているが、その先の「楽しむ」段階に注目する</w:t>
+        <w:t xml:space="preserve">「適応」で終わらず、その先の「楽しむ」段階までの過程を描く</w:t>
       </w:r>
     </w:p>
     <w:p>
@@ -1116,7 +215,7 @@
         <w:spacing w:after="80" w:line="340"/>
       </w:pPr>
       <w:r>
-        <w:t xml:space="preserve">「文化を楽しむ力」がどう育つのかを、筆者の「やったことリスト」という具体的な工夫を通して示す</w:t>
+        <w:t xml:space="preserve">数字で測るのではなく、具体的な体験から、気持ちや考え方が変わっていく過程を追う</w:t>
       </w:r>
     </w:p>
     <w:p>
@@ -1129,51 +228,7 @@
         <w:spacing w:after="80" w:line="340"/>
       </w:pPr>
       <w:r>
-        <w:t xml:space="preserve">「楽しむ」だけでなく、「受け入れる」「尊重して距離を取る」「受け入れられないまま」も含めた、異文化への向き合い方を示す</w:t>
-      </w:r>
-    </w:p>
-    <w:p>
-      <w:pPr>
-        <w:keepNext/>
-        <w:spacing w:after="140" w:before="280"/>
-      </w:pPr>
-      <w:r>
-        <w:rPr>
-          <w:sz w:val="28"/>
-          <w:szCs w:val="28"/>
-        </w:rPr>
-        <w:t xml:space="preserve">調べ方</w:t>
-      </w:r>
-    </w:p>
-    <w:p>
-      <w:pPr>
-        <w:spacing w:after="120" w:line="360"/>
-        <w:ind w:firstLine="210"/>
-      </w:pPr>
-      <w:r>
-        <w:t xml:space="preserve">中心は、筆者自身のフィジーとベトナムでの経験をまとめる事例研究です。「やったことリスト」や当時の写真・日記をもとに、衝突の一つひとつについて、何が起きたか、なぜ起きたか、どう乗り越えたか、今どう思うかを整理します。あわせて、留学経験のある友人2〜3人に話を聞き、同じ工夫が役に立ったか、受け入れられなかったことにどう向き合ったかを確かめます。</w:t>
-      </w:r>
-    </w:p>
-    <w:p>
-      <w:pPr>
-        <w:keepNext/>
-        <w:spacing w:after="140" w:before="280"/>
-      </w:pPr>
-      <w:r>
-        <w:rPr>
-          <w:sz w:val="28"/>
-          <w:szCs w:val="28"/>
-        </w:rPr>
-        <w:t xml:space="preserve">めざす成果</w:t>
-      </w:r>
-    </w:p>
-    <w:p>
-      <w:pPr>
-        <w:spacing w:after="120" w:line="360"/>
-        <w:ind w:firstLine="210"/>
-      </w:pPr>
-      <w:r>
-        <w:t xml:space="preserve">これから留学する人が「文化を楽しむ力」を育てられるように、卒論の最後に次の2つを付録として付けます。</w:t>
+        <w:t xml:space="preserve">楽しめた経験だけでなく、受け入れられなかった経験とその向き合い方も扱う</w:t>
       </w:r>
     </w:p>
     <w:p>
@@ -1186,14 +241,42 @@
         <w:spacing w:after="80" w:line="340"/>
       </w:pPr>
       <w:r>
+        <w:t xml:space="preserve">フィジーとベトナムという、日本から見て性格の異なる2つの文化での経験を比べる</w:t>
+      </w:r>
+    </w:p>
+    <w:p>
+      <w:pPr>
+        <w:keepNext/>
+        <w:spacing w:after="140" w:before="280"/>
+      </w:pPr>
+      <w:r>
         <w:rPr>
-          <w:b/>
-          <w:bCs/>
+          <w:sz w:val="28"/>
+          <w:szCs w:val="28"/>
         </w:rPr>
-        <w:t xml:space="preserve">やったことリストのテンプレート</w:t>
-      </w:r>
-      <w:r>
-        <w:t xml:space="preserve">：留学先でそのまま使える記入用の表と、書き方の例</w:t>
+        <w:t xml:space="preserve">調べ方</w:t>
+      </w:r>
+    </w:p>
+    <w:p>
+      <w:pPr>
+        <w:spacing w:after="120" w:line="360"/>
+        <w:ind w:firstLine="210"/>
+      </w:pPr>
+      <w:r>
+        <w:t xml:space="preserve">中心は、筆者自身のフィジーとベトナムでの経験をまとめる事例研究です。当時の記録や写真をもとに、衝突の一つひとつについて、何が起きたか、なぜ起きたか、どう向き合ったか、今どう思うかを整理し、異文化適応のどの段階で起きたのかを位置づけます。あわせて、留学経験のある友人2〜3人に話を聞き、筆者の経験と共通する点や異なる点を確かめます。</w:t>
+      </w:r>
+    </w:p>
+    <w:p>
+      <w:pPr>
+        <w:keepNext/>
+        <w:spacing w:after="140" w:before="280"/>
+      </w:pPr>
+      <w:r>
+        <w:rPr>
+          <w:sz w:val="28"/>
+          <w:szCs w:val="28"/>
+        </w:rPr>
+        <w:t xml:space="preserve">めざす成果</w:t>
       </w:r>
     </w:p>
     <w:p>
@@ -1206,422 +289,33 @@
         <w:spacing w:after="80" w:line="340"/>
       </w:pPr>
       <w:r>
-        <w:rPr>
-          <w:b/>
-          <w:bCs/>
-        </w:rPr>
-        <w:t xml:space="preserve">向き合い方の早見表</w:t>
-      </w:r>
-      <w:r>
-        <w:t xml:space="preserve">：衝突の種類ごとに、楽しむための工夫と、受け入れられないときの向き合い方をまとめた表</w:t>
-      </w:r>
-    </w:p>
-    <w:tbl>
-      <w:tblPr>
-        <w:tblW w:type="dxa" w:w="9070"/>
-        <w:tblBorders>
-          <w:top w:val="single" w:color="auto" w:sz="4"/>
-          <w:left w:val="single" w:color="auto" w:sz="4"/>
-          <w:bottom w:val="single" w:color="auto" w:sz="4"/>
-          <w:right w:val="single" w:color="auto" w:sz="4"/>
-          <w:insideH w:val="single" w:color="auto" w:sz="4"/>
-          <w:insideV w:val="single" w:color="auto" w:sz="4"/>
-        </w:tblBorders>
-      </w:tblPr>
-      <w:tblGrid>
-        <w:gridCol w:w="1484"/>
-        <w:gridCol w:w="2309"/>
-        <w:gridCol w:w="2639"/>
-        <w:gridCol w:w="2638"/>
-      </w:tblGrid>
-      <w:tr>
-        <w:trPr>
-          <w:tblHeader/>
-        </w:trPr>
-        <w:tc>
-          <w:tcPr>
-            <w:tcW w:type="dxa" w:w="1484"/>
-            <w:tcBorders>
-              <w:top w:val="single" w:color="999999" w:sz="4"/>
-              <w:left w:val="single" w:color="999999" w:sz="4"/>
-              <w:bottom w:val="single" w:color="999999" w:sz="4"/>
-              <w:right w:val="single" w:color="999999" w:sz="4"/>
-            </w:tcBorders>
-            <w:shd w:fill="EDEDED" w:color="auto" w:val="clear"/>
-            <w:tcMar>
-              <w:top w:type="dxa" w:w="60"/>
-              <w:left w:type="dxa" w:w="100"/>
-              <w:bottom w:type="dxa" w:w="60"/>
-              <w:right w:type="dxa" w:w="100"/>
-            </w:tcMar>
-          </w:tcPr>
-          <w:p>
-            <w:pPr>
-              <w:spacing w:line="280"/>
-            </w:pPr>
-            <w:r>
-              <w:rPr>
-                <w:b/>
-                <w:bCs/>
-                <w:sz w:val="19"/>
-                <w:szCs w:val="19"/>
-              </w:rPr>
-              <w:t xml:space="preserve">衝突の種類</w:t>
-            </w:r>
-          </w:p>
-        </w:tc>
-        <w:tc>
-          <w:tcPr>
-            <w:tcW w:type="dxa" w:w="2309"/>
-            <w:tcBorders>
-              <w:top w:val="single" w:color="999999" w:sz="4"/>
-              <w:left w:val="single" w:color="999999" w:sz="4"/>
-              <w:bottom w:val="single" w:color="999999" w:sz="4"/>
-              <w:right w:val="single" w:color="999999" w:sz="4"/>
-            </w:tcBorders>
-            <w:shd w:fill="EDEDED" w:color="auto" w:val="clear"/>
-            <w:tcMar>
-              <w:top w:type="dxa" w:w="60"/>
-              <w:left w:type="dxa" w:w="100"/>
-              <w:bottom w:type="dxa" w:w="60"/>
-              <w:right w:type="dxa" w:w="100"/>
-            </w:tcMar>
-          </w:tcPr>
-          <w:p>
-            <w:pPr>
-              <w:spacing w:line="280"/>
-            </w:pPr>
-            <w:r>
-              <w:rPr>
-                <w:b/>
-                <w:bCs/>
-                <w:sz w:val="19"/>
-                <w:szCs w:val="19"/>
-              </w:rPr>
-              <w:t xml:space="preserve">よくある場面</w:t>
-            </w:r>
-          </w:p>
-        </w:tc>
-        <w:tc>
-          <w:tcPr>
-            <w:tcW w:type="dxa" w:w="2639"/>
-            <w:tcBorders>
-              <w:top w:val="single" w:color="999999" w:sz="4"/>
-              <w:left w:val="single" w:color="999999" w:sz="4"/>
-              <w:bottom w:val="single" w:color="999999" w:sz="4"/>
-              <w:right w:val="single" w:color="999999" w:sz="4"/>
-            </w:tcBorders>
-            <w:shd w:fill="EDEDED" w:color="auto" w:val="clear"/>
-            <w:tcMar>
-              <w:top w:type="dxa" w:w="60"/>
-              <w:left w:type="dxa" w:w="100"/>
-              <w:bottom w:type="dxa" w:w="60"/>
-              <w:right w:type="dxa" w:w="100"/>
-            </w:tcMar>
-          </w:tcPr>
-          <w:p>
-            <w:pPr>
-              <w:spacing w:line="280"/>
-            </w:pPr>
-            <w:r>
-              <w:rPr>
-                <w:b/>
-                <w:bCs/>
-                <w:sz w:val="19"/>
-                <w:szCs w:val="19"/>
-              </w:rPr>
-              <w:t xml:space="preserve">楽しむための工夫</w:t>
-            </w:r>
-          </w:p>
-        </w:tc>
-        <w:tc>
-          <w:tcPr>
-            <w:tcW w:type="dxa" w:w="2638"/>
-            <w:tcBorders>
-              <w:top w:val="single" w:color="999999" w:sz="4"/>
-              <w:left w:val="single" w:color="999999" w:sz="4"/>
-              <w:bottom w:val="single" w:color="999999" w:sz="4"/>
-              <w:right w:val="single" w:color="999999" w:sz="4"/>
-            </w:tcBorders>
-            <w:shd w:fill="EDEDED" w:color="auto" w:val="clear"/>
-            <w:tcMar>
-              <w:top w:type="dxa" w:w="60"/>
-              <w:left w:type="dxa" w:w="100"/>
-              <w:bottom w:type="dxa" w:w="60"/>
-              <w:right w:type="dxa" w:w="100"/>
-            </w:tcMar>
-          </w:tcPr>
-          <w:p>
-            <w:pPr>
-              <w:spacing w:line="280"/>
-            </w:pPr>
-            <w:r>
-              <w:rPr>
-                <w:b/>
-                <w:bCs/>
-                <w:sz w:val="19"/>
-                <w:szCs w:val="19"/>
-              </w:rPr>
-              <w:t xml:space="preserve">受け入れられないときは</w:t>
-            </w:r>
-          </w:p>
-        </w:tc>
-      </w:tr>
-      <w:tr>
-        <w:trPr>
-          <w:cantSplit/>
-        </w:trPr>
-        <w:tc>
-          <w:tcPr>
-            <w:tcW w:type="dxa" w:w="1484"/>
-            <w:tcBorders>
-              <w:top w:val="single" w:color="999999" w:sz="4"/>
-              <w:left w:val="single" w:color="999999" w:sz="4"/>
-              <w:bottom w:val="single" w:color="999999" w:sz="4"/>
-              <w:right w:val="single" w:color="999999" w:sz="4"/>
-            </w:tcBorders>
-            <w:tcMar>
-              <w:top w:type="dxa" w:w="60"/>
-              <w:left w:type="dxa" w:w="100"/>
-              <w:bottom w:type="dxa" w:w="60"/>
-              <w:right w:type="dxa" w:w="100"/>
-            </w:tcMar>
-          </w:tcPr>
-          <w:p>
-            <w:pPr>
-              <w:spacing w:line="280"/>
-            </w:pPr>
-            <w:r>
-              <w:rPr>
-                <w:sz w:val="19"/>
-                <w:szCs w:val="19"/>
-              </w:rPr>
-              <w:t xml:space="preserve">食</w:t>
-            </w:r>
-          </w:p>
-        </w:tc>
-        <w:tc>
-          <w:tcPr>
-            <w:tcW w:type="dxa" w:w="2309"/>
-            <w:tcBorders>
-              <w:top w:val="single" w:color="999999" w:sz="4"/>
-              <w:left w:val="single" w:color="999999" w:sz="4"/>
-              <w:bottom w:val="single" w:color="999999" w:sz="4"/>
-              <w:right w:val="single" w:color="999999" w:sz="4"/>
-            </w:tcBorders>
-            <w:tcMar>
-              <w:top w:type="dxa" w:w="60"/>
-              <w:left w:type="dxa" w:w="100"/>
-              <w:bottom w:type="dxa" w:w="60"/>
-              <w:right w:type="dxa" w:w="100"/>
-            </w:tcMar>
-          </w:tcPr>
-          <w:p>
-            <w:pPr>
-              <w:spacing w:line="280"/>
-            </w:pPr>
-            <w:r>
-              <w:rPr>
-                <w:sz w:val="19"/>
-                <w:szCs w:val="19"/>
-              </w:rPr>
-              <w:t xml:space="preserve">手で食べる、同じ料理が続く</w:t>
-            </w:r>
-          </w:p>
-        </w:tc>
-        <w:tc>
-          <w:tcPr>
-            <w:tcW w:type="dxa" w:w="2639"/>
-            <w:tcBorders>
-              <w:top w:val="single" w:color="999999" w:sz="4"/>
-              <w:left w:val="single" w:color="999999" w:sz="4"/>
-              <w:bottom w:val="single" w:color="999999" w:sz="4"/>
-              <w:right w:val="single" w:color="999999" w:sz="4"/>
-            </w:tcBorders>
-            <w:tcMar>
-              <w:top w:type="dxa" w:w="60"/>
-              <w:left w:type="dxa" w:w="100"/>
-              <w:bottom w:type="dxa" w:w="60"/>
-              <w:right w:type="dxa" w:w="100"/>
-            </w:tcMar>
-          </w:tcPr>
-          <w:p>
-            <w:pPr>
-              <w:spacing w:line="280"/>
-            </w:pPr>
-            <w:r>
-              <w:rPr>
-                <w:sz w:val="19"/>
-                <w:szCs w:val="19"/>
-              </w:rPr>
-              <w:t xml:space="preserve">理由や意味を聞く、自分で工夫して楽しむ</w:t>
-            </w:r>
-          </w:p>
-        </w:tc>
-        <w:tc>
-          <w:tcPr>
-            <w:tcW w:type="dxa" w:w="2638"/>
-            <w:tcBorders>
-              <w:top w:val="single" w:color="999999" w:sz="4"/>
-              <w:left w:val="single" w:color="999999" w:sz="4"/>
-              <w:bottom w:val="single" w:color="999999" w:sz="4"/>
-              <w:right w:val="single" w:color="999999" w:sz="4"/>
-            </w:tcBorders>
-            <w:tcMar>
-              <w:top w:type="dxa" w:w="60"/>
-              <w:left w:type="dxa" w:w="100"/>
-              <w:bottom w:type="dxa" w:w="60"/>
-              <w:right w:type="dxa" w:w="100"/>
-            </w:tcMar>
-          </w:tcPr>
-          <w:p>
-            <w:pPr>
-              <w:spacing w:line="280"/>
-            </w:pPr>
-            <w:r>
-              <w:rPr>
-                <w:sz w:val="19"/>
-                <w:szCs w:val="19"/>
-              </w:rPr>
-              <w:t xml:space="preserve">無理に食べず、理由を伝えて断る</w:t>
-            </w:r>
-          </w:p>
-        </w:tc>
-      </w:tr>
-      <w:tr>
-        <w:trPr>
-          <w:cantSplit/>
-        </w:trPr>
-        <w:tc>
-          <w:tcPr>
-            <w:tcW w:type="dxa" w:w="1484"/>
-            <w:tcBorders>
-              <w:top w:val="single" w:color="999999" w:sz="4"/>
-              <w:left w:val="single" w:color="999999" w:sz="4"/>
-              <w:bottom w:val="single" w:color="999999" w:sz="4"/>
-              <w:right w:val="single" w:color="999999" w:sz="4"/>
-            </w:tcBorders>
-            <w:tcMar>
-              <w:top w:type="dxa" w:w="60"/>
-              <w:left w:type="dxa" w:w="100"/>
-              <w:bottom w:type="dxa" w:w="60"/>
-              <w:right w:type="dxa" w:w="100"/>
-            </w:tcMar>
-          </w:tcPr>
-          <w:p>
-            <w:pPr>
-              <w:spacing w:line="280"/>
-            </w:pPr>
-            <w:r>
-              <w:rPr>
-                <w:sz w:val="19"/>
-                <w:szCs w:val="19"/>
-              </w:rPr>
-              <w:t xml:space="preserve">価値観</w:t>
-            </w:r>
-          </w:p>
-        </w:tc>
-        <w:tc>
-          <w:tcPr>
-            <w:tcW w:type="dxa" w:w="2309"/>
-            <w:tcBorders>
-              <w:top w:val="single" w:color="999999" w:sz="4"/>
-              <w:left w:val="single" w:color="999999" w:sz="4"/>
-              <w:bottom w:val="single" w:color="999999" w:sz="4"/>
-              <w:right w:val="single" w:color="999999" w:sz="4"/>
-            </w:tcBorders>
-            <w:tcMar>
-              <w:top w:type="dxa" w:w="60"/>
-              <w:left w:type="dxa" w:w="100"/>
-              <w:bottom w:type="dxa" w:w="60"/>
-              <w:right w:type="dxa" w:w="100"/>
-            </w:tcMar>
-          </w:tcPr>
-          <w:p>
-            <w:pPr>
-              <w:spacing w:line="280"/>
-            </w:pPr>
-            <w:r>
-              <w:rPr>
-                <w:sz w:val="19"/>
-                <w:szCs w:val="19"/>
-              </w:rPr>
-              <w:t xml:space="preserve">動物を食べるために飼う</w:t>
-            </w:r>
-          </w:p>
-        </w:tc>
-        <w:tc>
-          <w:tcPr>
-            <w:tcW w:type="dxa" w:w="2639"/>
-            <w:tcBorders>
-              <w:top w:val="single" w:color="999999" w:sz="4"/>
-              <w:left w:val="single" w:color="999999" w:sz="4"/>
-              <w:bottom w:val="single" w:color="999999" w:sz="4"/>
-              <w:right w:val="single" w:color="999999" w:sz="4"/>
-            </w:tcBorders>
-            <w:tcMar>
-              <w:top w:type="dxa" w:w="60"/>
-              <w:left w:type="dxa" w:w="100"/>
-              <w:bottom w:type="dxa" w:w="60"/>
-              <w:right w:type="dxa" w:w="100"/>
-            </w:tcMar>
-          </w:tcPr>
-          <w:p>
-            <w:pPr>
-              <w:spacing w:line="280"/>
-            </w:pPr>
-            <w:r>
-              <w:rPr>
-                <w:sz w:val="19"/>
-                <w:szCs w:val="19"/>
-              </w:rPr>
-              <w:t xml:space="preserve">背景にある考え方を聞く</w:t>
-            </w:r>
-          </w:p>
-        </w:tc>
-        <w:tc>
-          <w:tcPr>
-            <w:tcW w:type="dxa" w:w="2638"/>
-            <w:tcBorders>
-              <w:top w:val="single" w:color="999999" w:sz="4"/>
-              <w:left w:val="single" w:color="999999" w:sz="4"/>
-              <w:bottom w:val="single" w:color="999999" w:sz="4"/>
-              <w:right w:val="single" w:color="999999" w:sz="4"/>
-            </w:tcBorders>
-            <w:tcMar>
-              <w:top w:type="dxa" w:w="60"/>
-              <w:left w:type="dxa" w:w="100"/>
-              <w:bottom w:type="dxa" w:w="60"/>
-              <w:right w:type="dxa" w:w="100"/>
-            </w:tcMar>
-          </w:tcPr>
-          <w:p>
-            <w:pPr>
-              <w:spacing w:line="280"/>
-            </w:pPr>
-            <w:r>
-              <w:rPr>
-                <w:sz w:val="19"/>
-                <w:szCs w:val="19"/>
-              </w:rPr>
-              <w:t xml:space="preserve">自分はしないが、文化として尊重する</w:t>
-            </w:r>
-          </w:p>
-        </w:tc>
-      </w:tr>
-    </w:tbl>
-    <w:p>
-      <w:pPr>
-        <w:spacing w:after="120"/>
-      </w:pPr>
-    </w:p>
-    <w:p>
-      <w:pPr>
-        <w:spacing w:after="120" w:line="360"/>
-        <w:ind w:firstLine="210"/>
-      </w:pPr>
-      <w:r>
-        <w:t xml:space="preserve">「文化を楽しむ力」は、全部を好きになる力ではありません。「全部を受け入れなくてもよい」という考え方も含めて示すことで、楽しめなかった人にも役立つ形にします。</w:t>
+        <w:t xml:space="preserve">異文化適応の各段階で、どのようなきっかけで気持ちや考え方が変わったのかを明らかにする</w:t>
+      </w:r>
+    </w:p>
+    <w:p>
+      <w:pPr>
+        <w:pStyle w:val="ListParagraph"/>
+        <w:numPr>
+          <w:ilvl w:val="0"/>
+          <w:numId w:val="2"/>
+        </w:numPr>
+        <w:spacing w:after="80" w:line="340"/>
+      </w:pPr>
+      <w:r>
+        <w:t xml:space="preserve">楽しめるようになる体験と、受け入れられないまま残る体験は何が違うのか、その分かれ道を示す</w:t>
+      </w:r>
+    </w:p>
+    <w:p>
+      <w:pPr>
+        <w:pStyle w:val="ListParagraph"/>
+        <w:numPr>
+          <w:ilvl w:val="0"/>
+          <w:numId w:val="2"/>
+        </w:numPr>
+        <w:spacing w:after="80" w:line="340"/>
+      </w:pPr>
+      <w:r>
+        <w:t xml:space="preserve">これらをもとに、これから留学する人が異文化と向き合い、「文化を楽しむ力」を育てるためのヒントをまとめる</w:t>
       </w:r>
     </w:p>
     <w:p>
@@ -2221,7 +915,7 @@
                 <w:sz w:val="19"/>
                 <w:szCs w:val="19"/>
               </w:rPr>
-              <w:t xml:space="preserve">結果・考察・結論、付録（やったことリストのテンプレート、向き合い方の早見表）</w:t>
+              <w:t xml:space="preserve">結果・考察・結論</w:t>
             </w:r>
           </w:p>
         </w:tc>
@@ -2461,7 +1155,7 @@
                 <w:sz w:val="19"/>
                 <w:szCs w:val="19"/>
               </w:rPr>
-              <w:t xml:space="preserve">自分の「やったことリスト」や記録を整理し、友人2〜3人に話を聞く</w:t>
+              <w:t xml:space="preserve">自分の経験を整理し、友人2〜3人に話を聞く</w:t>
             </w:r>
           </w:p>
         </w:tc>
@@ -2524,7 +1218,7 @@
                 <w:sz w:val="19"/>
                 <w:szCs w:val="19"/>
               </w:rPr>
-              <w:t xml:space="preserve">衝突の種類ごとに整理・分析し、結果・考察・結論と、付録のテンプレート・早見表を作る</w:t>
+              <w:t xml:space="preserve">体験を段階ごとに整理・分析し、結果・考察・結論を書く</w:t>
             </w:r>
           </w:p>
         </w:tc>

--- a/output/卒論の概要.docx
+++ b/output/卒論の概要.docx
@@ -123,7 +123,7 @@
         <w:t xml:space="preserve">目的</w:t>
       </w:r>
       <w:r>
-        <w:t xml:space="preserve">：異文化の衝突を人はどう乗り越えるのか（乗り越えられないときはどう向き合うのか）を明らかにし、これから留学する人が使えるヒントを示すこと。</w:t>
+        <w:t xml:space="preserve">：異文化での戸惑いをどのように乗り越え、その文化を「楽しい」と思える前向きな気持ちになっていくのか（乗り越えられないときはどう向き合うのか）、その過程を明らかにすること。</w:t>
       </w:r>
     </w:p>
     <w:p>
@@ -142,7 +142,7 @@
         <w:t xml:space="preserve">リサーチクエスチョン</w:t>
       </w:r>
       <w:r>
-        <w:t xml:space="preserve">：留学経験者は、異文化の衝突をどのような気づきと行動的工夫によって乗り越えるのか。また、乗り越えられない衝突とはどのように向き合うのか。</w:t>
+        <w:t xml:space="preserve">：留学生は、異文化での戸惑いを、どのような気づきや行動によって乗り越え、楽しめるようになるのか。また、受け入れられない違いとはどのように向き合うのか。</w:t>
       </w:r>
     </w:p>
     <w:p>

--- a/output/卒論の概要.docx
+++ b/output/卒論の概要.docx
@@ -69,7 +69,7 @@
         <w:ind w:firstLine="210"/>
       </w:pPr>
       <w:r>
-        <w:t xml:space="preserve">留学先で異文化に戸惑った人が、どのような過程を経てその文化と向き合い、楽しめるようになっていくのかを明らかにする研究です。筆者のフィジーとベトナムでの経験をもとに、戸惑い→衝突→適応→楽しさという異文化適応のプロセスをたどり、その中で「文化を楽しむ力」がどのように育つのかを描きます。</w:t>
+        <w:t xml:space="preserve">留学先で異文化に戸惑った人が、どのような過程を経てその文化と向き合い、楽しめるようになっていくのかを明らかにする研究です。筆者のフィジーとベトナムでの経験をもとに、戸惑い→衝突→適応→楽しさという異文化適応のプロセスをたどり、その中で「文化を楽しむ力」がどのように育つのかを描きます。特に、「初めてやったこと」を一つずつ積み重ねていくことが、戸惑いを楽しさに変えていくのではないかという点に注目します。</w:t>
       </w:r>
     </w:p>
     <w:p>
@@ -91,7 +91,7 @@
         <w:ind w:firstLine="210"/>
       </w:pPr>
       <w:r>
-        <w:t xml:space="preserve">筆者は高校時代にフィジーで3年間、その後ベトナムで1年間留学しました。フィジーでは、手でカレーを食べる習慣や停電、宗教上の食事制限、飼っていた羊が解体されて食卓に出たことなどに強く戸惑いました。しかし、現地の人に理由を聞いたり、自分でも試してみたりするうちに、戸惑いは少しずつ楽しさに変わっていきました。一方で、時間がたっても受け入れにくい違いもありました。同じ異文化体験でも、楽しめるようになるものと、そうでないものがあるのはなぜか。この疑問が研究の出発点です。</w:t>
+        <w:t xml:space="preserve">筆者は高校時代にフィジーで3年間、その後ベトナムで1年間留学しました。フィジーでは、手でカレーを食べる習慣や停電、宗教上の食事制限、飼っていた羊が解体されて食卓に出たことなどに強く戸惑いました。しかし、「何とかなる」「何事も挑戦だ」と考え、現地の人に理由を聞いたり、スパイスの配合を試したりと、初めてのことに一つずつ挑戦しました。そして、初めてやったことを「やったことリスト」に書き溜めていくうちに、戸惑いは少しずつ楽しさに変わっていきました。一方で、時間がたっても受け入れにくい違いもありました。同じ異文化体験でも、楽しめるようになるものと、そうでないものがあるのはなぜか。この疑問が研究の出発点です。</w:t>
       </w:r>
     </w:p>
     <w:p>
@@ -143,6 +143,40 @@
       </w:r>
       <w:r>
         <w:t xml:space="preserve">：留学生は、異文化での戸惑いを、どのような気づきや行動によって乗り越え、楽しめるようになるのか。また、受け入れられない違いとはどのように向き合うのか。</w:t>
+      </w:r>
+    </w:p>
+    <w:p>
+      <w:pPr>
+        <w:keepNext/>
+        <w:spacing w:after="140" w:before="280"/>
+      </w:pPr>
+      <w:r>
+        <w:rPr>
+          <w:sz w:val="28"/>
+          <w:szCs w:val="28"/>
+        </w:rPr>
+        <w:t xml:space="preserve">本研究の仮説</w:t>
+      </w:r>
+    </w:p>
+    <w:p>
+      <w:pPr>
+        <w:pBdr>
+          <w:left w:val="single" w:color="999999" w:sz="12" w:space="8"/>
+        </w:pBdr>
+        <w:spacing w:after="200" w:before="120" w:line="360"/>
+        <w:ind w:left="420" w:right="420"/>
+      </w:pPr>
+      <w:r>
+        <w:t xml:space="preserve">「初めてやったこと」を一つずつ積み重ね、記録していくことで、異文化への戸惑いが「楽しい」と思える前向きな気持ちに変わっていく。</w:t>
+      </w:r>
+    </w:p>
+    <w:p>
+      <w:pPr>
+        <w:spacing w:after="120" w:line="360"/>
+        <w:ind w:firstLine="210"/>
+      </w:pPr>
+      <w:r>
+        <w:t xml:space="preserve">初めてのことに挑戦するたびに、「できた」という経験が増えていきます。それを書き溜めていくと、自分の変化が目に見えるようになり、次の挑戦への意欲も生まれます。こうした積み重ねが、異文化を「我慢するもの」から「楽しむもの」へと変えていくのではないかと考えます。本研究では、この仮説を筆者の事例から確かめます。</w:t>
       </w:r>
     </w:p>
     <w:p>
@@ -263,7 +297,7 @@
         <w:ind w:firstLine="210"/>
       </w:pPr>
       <w:r>
-        <w:t xml:space="preserve">中心は、筆者自身のフィジーとベトナムでの経験をまとめる事例研究です。当時の記録や写真をもとに、衝突の一つひとつについて、何が起きたか、なぜ起きたか、どう向き合ったか、今どう思うかを整理し、異文化適応のどの段階で起きたのかを位置づけます。あわせて、留学経験のある友人2〜3人に話を聞き、筆者の経験と共通する点や異なる点を確かめます。</w:t>
+        <w:t xml:space="preserve">中心は、筆者自身のフィジーとベトナムでの経験をまとめる事例研究です。「やったことリスト」や当時の写真などの記録をもとに、衝突の一つひとつについて、何が起きたか、なぜ起きたか、どう向き合ったか、今どう思うかを整理し、異文化適応のどの段階で起きたのかを位置づけます。あわせて、留学経験のある友人2〜3人に話を聞き、筆者の経験と共通する点や異なる点を確かめます。</w:t>
       </w:r>
     </w:p>
     <w:p>
@@ -289,7 +323,7 @@
         <w:spacing w:after="80" w:line="340"/>
       </w:pPr>
       <w:r>
-        <w:t xml:space="preserve">異文化適応の各段階で、どのようなきっかけで気持ちや考え方が変わったのかを明らかにする</w:t>
+        <w:t xml:space="preserve">「初めてやったこと」の積み重ねが、異文化適応のどの段階で、どのように気持ちを前向きに変えたのかを明らかにする</w:t>
       </w:r>
     </w:p>
     <w:p>
@@ -315,7 +349,7 @@
         <w:spacing w:after="80" w:line="340"/>
       </w:pPr>
       <w:r>
-        <w:t xml:space="preserve">これらをもとに、これから留学する人が異文化と向き合い、「文化を楽しむ力」を育てるためのヒントをまとめる</w:t>
+        <w:t xml:space="preserve">これらをもとに、これから留学する人が「初めて」を積み重ねながら、「文化を楽しむ力」を育てるためのヒントをまとめる</w:t>
       </w:r>
     </w:p>
     <w:p>

--- a/output/卒論の概要.docx
+++ b/output/卒論の概要.docx
@@ -297,7 +297,108 @@
         <w:ind w:firstLine="210"/>
       </w:pPr>
       <w:r>
-        <w:t xml:space="preserve">中心は、筆者自身のフィジーとベトナムでの経験をまとめる事例研究です。「やったことリスト」や当時の写真などの記録をもとに、衝突の一つひとつについて、何が起きたか、なぜ起きたか、どう向き合ったか、今どう思うかを整理し、異文化適応のどの段階で起きたのかを位置づけます。あわせて、留学経験のある友人2〜3人に話を聞き、筆者の経験と共通する点や異なる点を確かめます。</w:t>
+        <w:t xml:space="preserve">本研究は、筆者自身のフィジーとベトナムでの経験を中心とする事例研究です。あわせて、筆者の経験を客観的に見直すために、留学経験のある2〜3人にインタビューを行い、筆者の経験と比較します。</w:t>
+      </w:r>
+    </w:p>
+    <w:p>
+      <w:pPr>
+        <w:pStyle w:val="ListParagraph"/>
+        <w:numPr>
+          <w:ilvl w:val="0"/>
+          <w:numId w:val="2"/>
+        </w:numPr>
+        <w:spacing w:after="80" w:line="340"/>
+      </w:pPr>
+      <w:r>
+        <w:rPr>
+          <w:b/>
+          <w:bCs/>
+        </w:rPr>
+        <w:t xml:space="preserve">筆者の事例（中心）</w:t>
+      </w:r>
+      <w:r>
+        <w:t xml:space="preserve">：「やったことリスト」や当時の写真などをもとに、衝突の一つひとつについて、何が起きたか、どう向き合ったか、どの「初めて」が気持ちを変えたかを整理し、異文化適応のどの段階で起きたのかを位置づけます。</w:t>
+      </w:r>
+    </w:p>
+    <w:p>
+      <w:pPr>
+        <w:pStyle w:val="ListParagraph"/>
+        <w:numPr>
+          <w:ilvl w:val="0"/>
+          <w:numId w:val="2"/>
+        </w:numPr>
+        <w:spacing w:after="80" w:line="340"/>
+      </w:pPr>
+      <w:r>
+        <w:rPr>
+          <w:b/>
+          <w:bCs/>
+        </w:rPr>
+        <w:t xml:space="preserve">比較のためのインタビュー</w:t>
+      </w:r>
+      <w:r>
+        <w:t xml:space="preserve">：1人30分程度、あらかじめ決めた質問をもとに自由に話してもらいます（半構造化インタビュー）。</w:t>
+      </w:r>
+    </w:p>
+    <w:p>
+      <w:pPr>
+        <w:pStyle w:val="ListParagraph"/>
+        <w:numPr>
+          <w:ilvl w:val="0"/>
+          <w:numId w:val="3"/>
+        </w:numPr>
+        <w:spacing w:after="80" w:line="340"/>
+      </w:pPr>
+      <w:r>
+        <w:t xml:space="preserve">留学中に一番戸惑ったことは何か</w:t>
+      </w:r>
+    </w:p>
+    <w:p>
+      <w:pPr>
+        <w:pStyle w:val="ListParagraph"/>
+        <w:numPr>
+          <w:ilvl w:val="0"/>
+          <w:numId w:val="3"/>
+        </w:numPr>
+        <w:spacing w:after="80" w:line="340"/>
+      </w:pPr>
+      <w:r>
+        <w:t xml:space="preserve">それをどう乗り越えたか（乗り越えられなかった場合はどう向き合ったか）</w:t>
+      </w:r>
+    </w:p>
+    <w:p>
+      <w:pPr>
+        <w:pStyle w:val="ListParagraph"/>
+        <w:numPr>
+          <w:ilvl w:val="0"/>
+          <w:numId w:val="3"/>
+        </w:numPr>
+        <w:spacing w:after="80" w:line="340"/>
+      </w:pPr>
+      <w:r>
+        <w:t xml:space="preserve">留学中に「初めてやったこと」で、印象に残っていることは何か</w:t>
+      </w:r>
+    </w:p>
+    <w:p>
+      <w:pPr>
+        <w:pStyle w:val="ListParagraph"/>
+        <w:numPr>
+          <w:ilvl w:val="0"/>
+          <w:numId w:val="3"/>
+        </w:numPr>
+        <w:spacing w:after="80" w:line="340"/>
+      </w:pPr>
+      <w:r>
+        <w:t xml:space="preserve">それによって、気持ちや考え方はどう変わったか</w:t>
+      </w:r>
+    </w:p>
+    <w:p>
+      <w:pPr>
+        <w:spacing w:after="120" w:line="360"/>
+        <w:ind w:firstLine="210"/>
+      </w:pPr>
+      <w:r>
+        <w:t xml:space="preserve">筆者の経験とインタビューの内容を並べ、「初めてやったことの積み重ねが楽しさにつながる」という点が共通するのか、それとも人によって違うのかを比べます。共通点があれば仮説の裏づけになり、違いがあれば「文化を楽しむ力」の育ち方の多様さを示すことができます。</w:t>
       </w:r>
     </w:p>
     <w:p>
@@ -886,7 +987,7 @@
                 <w:sz w:val="19"/>
                 <w:szCs w:val="19"/>
               </w:rPr>
-              <w:t xml:space="preserve">自分の事例研究と、友人への聞き取りの進め方</w:t>
+              <w:t xml:space="preserve">筆者の事例研究と、比較のためのインタビューの進め方</w:t>
             </w:r>
           </w:p>
         </w:tc>
@@ -1189,7 +1290,7 @@
                 <w:sz w:val="19"/>
                 <w:szCs w:val="19"/>
               </w:rPr>
-              <w:t xml:space="preserve">自分の経験を整理し、友人2〜3人に話を聞く</w:t>
+              <w:t xml:space="preserve">自分の経験を整理し、留学経験者2〜3人にインタビューする</w:t>
             </w:r>
           </w:p>
         </w:tc>
@@ -1252,7 +1353,7 @@
                 <w:sz w:val="19"/>
                 <w:szCs w:val="19"/>
               </w:rPr>
-              <w:t xml:space="preserve">体験を段階ごとに整理・分析し、結果・考察・結論を書く</w:t>
+              <w:t xml:space="preserve">筆者の経験とインタビューを比較・分析し、結果・考察・結論を書く</w:t>
             </w:r>
           </w:p>
         </w:tc>
@@ -1533,6 +1634,18 @@
       </w:pPr>
     </w:lvl>
   </w:abstractNum>
+  <w:abstractNum w:abstractNumId="3" w15:restartNumberingAfterBreak="0">
+    <w:multiLevelType w:val="hybridMultilevel"/>
+    <w:lvl w:ilvl="0" w15:tentative="1">
+      <w:start w:val="1"/>
+      <w:numFmt w:val="decimal"/>
+      <w:lvlText w:val="%1."/>
+      <w:lvlJc w:val="left"/>
+      <w:pPr>
+        <w:ind w:left="420" w:hanging="320"/>
+      </w:pPr>
+    </w:lvl>
+  </w:abstractNum>
   <w:num w:numId="1">
     <w:abstractNumId w:val="1"/>
     <w:lvlOverride w:ilvl="0">
@@ -1541,6 +1654,12 @@
   </w:num>
   <w:num w:numId="2">
     <w:abstractNumId w:val="2"/>
+    <w:lvlOverride w:ilvl="0">
+      <w:startOverride w:val="1"/>
+    </w:lvlOverride>
+  </w:num>
+  <w:num w:numId="3">
+    <w:abstractNumId w:val="3"/>
     <w:lvlOverride w:ilvl="0">
       <w:startOverride w:val="1"/>
     </w:lvlOverride>

--- a/output/卒論の概要.docx
+++ b/output/卒論の概要.docx
@@ -1290,7 +1290,7 @@
                 <w:sz w:val="19"/>
                 <w:szCs w:val="19"/>
               </w:rPr>
-              <w:t xml:space="preserve">自分の経験を整理し、留学経験者2〜3人にインタビューする</w:t>
+              <w:t xml:space="preserve">自分の経験を整理する（楽しめた経験だけでなく、受け入れられなかった経験も分析する）。留学経験者2〜3人にインタビューする（うち1人以上は留学がつらかった・なじめなかった人）</w:t>
             </w:r>
           </w:p>
         </w:tc>
@@ -1426,6 +1426,102 @@
       <w:pPr>
         <w:spacing w:after="120"/>
       </w:pPr>
+    </w:p>
+    <w:p>
+      <w:pPr>
+        <w:keepNext/>
+        <w:spacing w:after="80" w:before="200"/>
+      </w:pPr>
+      <w:r>
+        <w:rPr>
+          <w:b/>
+          <w:bCs/>
+        </w:rPr>
+        <w:t xml:space="preserve">自分の「受け入れられなかった経験」も分析する</w:t>
+      </w:r>
+    </w:p>
+    <w:p>
+      <w:pPr>
+        <w:spacing w:after="120" w:line="360"/>
+        <w:ind w:firstLine="210"/>
+      </w:pPr>
+      <w:r>
+        <w:t xml:space="preserve">羊の解体のように、「初めて」を積み重ねても楽しさに変わらなかった経験についても、なぜ変わらなかったのか、それでもどう折り合いをつけたのかを分析します。</w:t>
+      </w:r>
+    </w:p>
+    <w:p>
+      <w:pPr>
+        <w:keepNext/>
+        <w:spacing w:after="80" w:before="200"/>
+      </w:pPr>
+      <w:r>
+        <w:rPr>
+          <w:b/>
+          <w:bCs/>
+        </w:rPr>
+        <w:t xml:space="preserve">インタビューに「楽しめなかった人」を入れる</w:t>
+      </w:r>
+    </w:p>
+    <w:p>
+      <w:pPr>
+        <w:spacing w:after="120" w:line="360"/>
+        <w:ind w:firstLine="210"/>
+      </w:pPr>
+      <w:r>
+        <w:t xml:space="preserve">2〜3人のうち、少なくとも1人は「留学がつらかった」「なじめなかった」という人に話を聞きます。自分と比べて、次の点で何が違ったのかを考えます。</w:t>
+      </w:r>
+    </w:p>
+    <w:p>
+      <w:pPr>
+        <w:pStyle w:val="ListParagraph"/>
+        <w:numPr>
+          <w:ilvl w:val="0"/>
+          <w:numId w:val="2"/>
+        </w:numPr>
+        <w:spacing w:after="80" w:line="340"/>
+      </w:pPr>
+      <w:r>
+        <w:t xml:space="preserve">自分から留学を選んだか、そうでないか</w:t>
+      </w:r>
+    </w:p>
+    <w:p>
+      <w:pPr>
+        <w:pStyle w:val="ListParagraph"/>
+        <w:numPr>
+          <w:ilvl w:val="0"/>
+          <w:numId w:val="2"/>
+        </w:numPr>
+        <w:spacing w:after="80" w:line="340"/>
+      </w:pPr>
+      <w:r>
+        <w:t xml:space="preserve">周りに支えてくれる人がいたか</w:t>
+      </w:r>
+    </w:p>
+    <w:p>
+      <w:pPr>
+        <w:pStyle w:val="ListParagraph"/>
+        <w:numPr>
+          <w:ilvl w:val="0"/>
+          <w:numId w:val="2"/>
+        </w:numPr>
+        <w:spacing w:after="80" w:line="340"/>
+      </w:pPr>
+      <w:r>
+        <w:t xml:space="preserve">衝突の種類（食などの生活面か、価値観や宗教か）</w:t>
+      </w:r>
+    </w:p>
+    <w:p>
+      <w:pPr>
+        <w:pStyle w:val="ListParagraph"/>
+        <w:numPr>
+          <w:ilvl w:val="0"/>
+          <w:numId w:val="2"/>
+        </w:numPr>
+        <w:spacing w:after="80" w:line="340"/>
+      </w:pPr>
+      <w:r>
+        <w:t xml:space="preserve">期間の長さ</w:t>
+      </w:r>
     </w:p>
     <w:sectPr>
       <w:footerReference w:type="default" r:id="rId7"/>

--- a/output/卒論の概要.docx
+++ b/output/卒論の概要.docx
@@ -451,6 +451,28 @@
       </w:pPr>
       <w:r>
         <w:t xml:space="preserve">これらをもとに、これから留学する人が「初めて」を積み重ねながら、「文化を楽しむ力」を育てるためのヒントをまとめる</w:t>
+      </w:r>
+    </w:p>
+    <w:p>
+      <w:pPr>
+        <w:keepNext/>
+        <w:spacing w:after="140" w:before="280"/>
+      </w:pPr>
+      <w:r>
+        <w:rPr>
+          <w:sz w:val="28"/>
+          <w:szCs w:val="28"/>
+        </w:rPr>
+        <w:t xml:space="preserve">日常生活への広がり</w:t>
+      </w:r>
+    </w:p>
+    <w:p>
+      <w:pPr>
+        <w:spacing w:after="120" w:line="360"/>
+        <w:ind w:firstLine="210"/>
+      </w:pPr>
+      <w:r>
+        <w:t xml:space="preserve">本研究でいう「異文化」は、国籍の違いに限りません。人はそれぞれ異なる「常識」を持っており、家庭や地域、世代、学校、職場など、日常生活の中でも身近な異文化に出会っています。例えば、家ごとに食事のルールが違ったり、人によって先輩・後輩との距離感が違ったりすることも、その一つです。こうした場面でも、「違いに戸惑う → 理由を知る → 自分なりに向き合う」という流れは同じです。そのため、留学で育まれた「文化を楽しむ力」は、身近な人との違いと向き合うときにも役立つと考えられます。</w:t>
       </w:r>
     </w:p>
     <w:p>

--- a/output/卒論の概要.docx
+++ b/output/卒論の概要.docx
@@ -176,7 +176,508 @@
         <w:ind w:firstLine="210"/>
       </w:pPr>
       <w:r>
-        <w:t xml:space="preserve">初めてのことに挑戦するたびに、「できた」という経験が増えていきます。それを書き溜めていくと、自分の変化が目に見えるようになり、次の挑戦への意欲も生まれます。こうした積み重ねが、異文化を「我慢するもの」から「楽しむもの」へと変えていくのではないかと考えます。本研究では、この仮説を筆者の事例から確かめます。</w:t>
+        <w:t xml:space="preserve">「初めてやったこと」が楽しさにつながる仕組みは、次の4段階だと考えます。</w:t>
+      </w:r>
+    </w:p>
+    <w:tbl>
+      <w:tblPr>
+        <w:tblW w:type="dxa" w:w="9070"/>
+        <w:tblBorders>
+          <w:top w:val="single" w:color="auto" w:sz="4"/>
+          <w:left w:val="single" w:color="auto" w:sz="4"/>
+          <w:bottom w:val="single" w:color="auto" w:sz="4"/>
+          <w:right w:val="single" w:color="auto" w:sz="4"/>
+          <w:insideH w:val="single" w:color="auto" w:sz="4"/>
+          <w:insideV w:val="single" w:color="auto" w:sz="4"/>
+        </w:tblBorders>
+      </w:tblPr>
+      <w:tblGrid>
+        <w:gridCol w:w="2358"/>
+        <w:gridCol w:w="3628"/>
+        <w:gridCol w:w="3084"/>
+      </w:tblGrid>
+      <w:tr>
+        <w:trPr>
+          <w:tblHeader/>
+        </w:trPr>
+        <w:tc>
+          <w:tcPr>
+            <w:tcW w:type="dxa" w:w="2358"/>
+            <w:tcBorders>
+              <w:top w:val="single" w:color="999999" w:sz="4"/>
+              <w:left w:val="single" w:color="999999" w:sz="4"/>
+              <w:bottom w:val="single" w:color="999999" w:sz="4"/>
+              <w:right w:val="single" w:color="999999" w:sz="4"/>
+            </w:tcBorders>
+            <w:shd w:fill="EDEDED" w:color="auto" w:val="clear"/>
+            <w:tcMar>
+              <w:top w:type="dxa" w:w="60"/>
+              <w:left w:type="dxa" w:w="100"/>
+              <w:bottom w:type="dxa" w:w="60"/>
+              <w:right w:type="dxa" w:w="100"/>
+            </w:tcMar>
+          </w:tcPr>
+          <w:p>
+            <w:pPr>
+              <w:spacing w:line="280"/>
+            </w:pPr>
+            <w:r>
+              <w:rPr>
+                <w:b/>
+                <w:bCs/>
+                <w:sz w:val="19"/>
+                <w:szCs w:val="19"/>
+              </w:rPr>
+              <w:t xml:space="preserve">段階</w:t>
+            </w:r>
+          </w:p>
+        </w:tc>
+        <w:tc>
+          <w:tcPr>
+            <w:tcW w:type="dxa" w:w="3628"/>
+            <w:tcBorders>
+              <w:top w:val="single" w:color="999999" w:sz="4"/>
+              <w:left w:val="single" w:color="999999" w:sz="4"/>
+              <w:bottom w:val="single" w:color="999999" w:sz="4"/>
+              <w:right w:val="single" w:color="999999" w:sz="4"/>
+            </w:tcBorders>
+            <w:shd w:fill="EDEDED" w:color="auto" w:val="clear"/>
+            <w:tcMar>
+              <w:top w:type="dxa" w:w="60"/>
+              <w:left w:type="dxa" w:w="100"/>
+              <w:bottom w:type="dxa" w:w="60"/>
+              <w:right w:type="dxa" w:w="100"/>
+            </w:tcMar>
+          </w:tcPr>
+          <w:p>
+            <w:pPr>
+              <w:spacing w:line="280"/>
+            </w:pPr>
+            <w:r>
+              <w:rPr>
+                <w:b/>
+                <w:bCs/>
+                <w:sz w:val="19"/>
+                <w:szCs w:val="19"/>
+              </w:rPr>
+              <w:t xml:space="preserve">内容</w:t>
+            </w:r>
+          </w:p>
+        </w:tc>
+        <w:tc>
+          <w:tcPr>
+            <w:tcW w:type="dxa" w:w="3084"/>
+            <w:tcBorders>
+              <w:top w:val="single" w:color="999999" w:sz="4"/>
+              <w:left w:val="single" w:color="999999" w:sz="4"/>
+              <w:bottom w:val="single" w:color="999999" w:sz="4"/>
+              <w:right w:val="single" w:color="999999" w:sz="4"/>
+            </w:tcBorders>
+            <w:shd w:fill="EDEDED" w:color="auto" w:val="clear"/>
+            <w:tcMar>
+              <w:top w:type="dxa" w:w="60"/>
+              <w:left w:type="dxa" w:w="100"/>
+              <w:bottom w:type="dxa" w:w="60"/>
+              <w:right w:type="dxa" w:w="100"/>
+            </w:tcMar>
+          </w:tcPr>
+          <w:p>
+            <w:pPr>
+              <w:spacing w:line="280"/>
+            </w:pPr>
+            <w:r>
+              <w:rPr>
+                <w:b/>
+                <w:bCs/>
+                <w:sz w:val="19"/>
+                <w:szCs w:val="19"/>
+              </w:rPr>
+              <w:t xml:space="preserve">筆者の例</w:t>
+            </w:r>
+          </w:p>
+        </w:tc>
+      </w:tr>
+      <w:tr>
+        <w:trPr>
+          <w:cantSplit/>
+        </w:trPr>
+        <w:tc>
+          <w:tcPr>
+            <w:tcW w:type="dxa" w:w="2358"/>
+            <w:tcBorders>
+              <w:top w:val="single" w:color="999999" w:sz="4"/>
+              <w:left w:val="single" w:color="999999" w:sz="4"/>
+              <w:bottom w:val="single" w:color="999999" w:sz="4"/>
+              <w:right w:val="single" w:color="999999" w:sz="4"/>
+            </w:tcBorders>
+            <w:tcMar>
+              <w:top w:type="dxa" w:w="60"/>
+              <w:left w:type="dxa" w:w="100"/>
+              <w:bottom w:type="dxa" w:w="60"/>
+              <w:right w:type="dxa" w:w="100"/>
+            </w:tcMar>
+          </w:tcPr>
+          <w:p>
+            <w:pPr>
+              <w:spacing w:line="280"/>
+            </w:pPr>
+            <w:r>
+              <w:rPr>
+                <w:sz w:val="19"/>
+                <w:szCs w:val="19"/>
+              </w:rPr>
+              <w:t xml:space="preserve">① 挑戦のハードルが下がる</w:t>
+            </w:r>
+          </w:p>
+        </w:tc>
+        <w:tc>
+          <w:tcPr>
+            <w:tcW w:type="dxa" w:w="3628"/>
+            <w:tcBorders>
+              <w:top w:val="single" w:color="999999" w:sz="4"/>
+              <w:left w:val="single" w:color="999999" w:sz="4"/>
+              <w:bottom w:val="single" w:color="999999" w:sz="4"/>
+              <w:right w:val="single" w:color="999999" w:sz="4"/>
+            </w:tcBorders>
+            <w:tcMar>
+              <w:top w:type="dxa" w:w="60"/>
+              <w:left w:type="dxa" w:w="100"/>
+              <w:bottom w:type="dxa" w:w="60"/>
+              <w:right w:type="dxa" w:w="100"/>
+            </w:tcMar>
+          </w:tcPr>
+          <w:p>
+            <w:pPr>
+              <w:spacing w:line="280"/>
+            </w:pPr>
+            <w:r>
+              <w:rPr>
+                <w:sz w:val="19"/>
+                <w:szCs w:val="19"/>
+              </w:rPr>
+              <w:t xml:space="preserve">全部を受け入れるのではなく、「一つだけ試す」なら小さな一歩で済む</w:t>
+            </w:r>
+          </w:p>
+        </w:tc>
+        <w:tc>
+          <w:tcPr>
+            <w:tcW w:type="dxa" w:w="3084"/>
+            <w:tcBorders>
+              <w:top w:val="single" w:color="999999" w:sz="4"/>
+              <w:left w:val="single" w:color="999999" w:sz="4"/>
+              <w:bottom w:val="single" w:color="999999" w:sz="4"/>
+              <w:right w:val="single" w:color="999999" w:sz="4"/>
+            </w:tcBorders>
+            <w:tcMar>
+              <w:top w:type="dxa" w:w="60"/>
+              <w:left w:type="dxa" w:w="100"/>
+              <w:bottom w:type="dxa" w:w="60"/>
+              <w:right w:type="dxa" w:w="100"/>
+            </w:tcMar>
+          </w:tcPr>
+          <w:p>
+            <w:pPr>
+              <w:spacing w:line="280"/>
+            </w:pPr>
+            <w:r>
+              <w:rPr>
+                <w:sz w:val="19"/>
+                <w:szCs w:val="19"/>
+              </w:rPr>
+              <w:t xml:space="preserve">まずスパイスの効能を一つ聞いてみる</w:t>
+            </w:r>
+          </w:p>
+        </w:tc>
+      </w:tr>
+      <w:tr>
+        <w:trPr>
+          <w:cantSplit/>
+        </w:trPr>
+        <w:tc>
+          <w:tcPr>
+            <w:tcW w:type="dxa" w:w="2358"/>
+            <w:tcBorders>
+              <w:top w:val="single" w:color="999999" w:sz="4"/>
+              <w:left w:val="single" w:color="999999" w:sz="4"/>
+              <w:bottom w:val="single" w:color="999999" w:sz="4"/>
+              <w:right w:val="single" w:color="999999" w:sz="4"/>
+            </w:tcBorders>
+            <w:tcMar>
+              <w:top w:type="dxa" w:w="60"/>
+              <w:left w:type="dxa" w:w="100"/>
+              <w:bottom w:type="dxa" w:w="60"/>
+              <w:right w:type="dxa" w:w="100"/>
+            </w:tcMar>
+          </w:tcPr>
+          <w:p>
+            <w:pPr>
+              <w:spacing w:line="280"/>
+            </w:pPr>
+            <w:r>
+              <w:rPr>
+                <w:sz w:val="19"/>
+                <w:szCs w:val="19"/>
+              </w:rPr>
+              <w:t xml:space="preserve">② 「できた」が目に見える</w:t>
+            </w:r>
+          </w:p>
+        </w:tc>
+        <w:tc>
+          <w:tcPr>
+            <w:tcW w:type="dxa" w:w="3628"/>
+            <w:tcBorders>
+              <w:top w:val="single" w:color="999999" w:sz="4"/>
+              <w:left w:val="single" w:color="999999" w:sz="4"/>
+              <w:bottom w:val="single" w:color="999999" w:sz="4"/>
+              <w:right w:val="single" w:color="999999" w:sz="4"/>
+            </w:tcBorders>
+            <w:tcMar>
+              <w:top w:type="dxa" w:w="60"/>
+              <w:left w:type="dxa" w:w="100"/>
+              <w:bottom w:type="dxa" w:w="60"/>
+              <w:right w:type="dxa" w:w="100"/>
+            </w:tcMar>
+          </w:tcPr>
+          <w:p>
+            <w:pPr>
+              <w:spacing w:line="280"/>
+            </w:pPr>
+            <w:r>
+              <w:rPr>
+                <w:sz w:val="19"/>
+                <w:szCs w:val="19"/>
+              </w:rPr>
+              <w:t xml:space="preserve">リストに書き溜めることで成長がわかり、自信がつく</w:t>
+            </w:r>
+          </w:p>
+        </w:tc>
+        <w:tc>
+          <w:tcPr>
+            <w:tcW w:type="dxa" w:w="3084"/>
+            <w:tcBorders>
+              <w:top w:val="single" w:color="999999" w:sz="4"/>
+              <w:left w:val="single" w:color="999999" w:sz="4"/>
+              <w:bottom w:val="single" w:color="999999" w:sz="4"/>
+              <w:right w:val="single" w:color="999999" w:sz="4"/>
+            </w:tcBorders>
+            <w:tcMar>
+              <w:top w:type="dxa" w:w="60"/>
+              <w:left w:type="dxa" w:w="100"/>
+              <w:bottom w:type="dxa" w:w="60"/>
+              <w:right w:type="dxa" w:w="100"/>
+            </w:tcMar>
+          </w:tcPr>
+          <w:p>
+            <w:pPr>
+              <w:spacing w:line="280"/>
+            </w:pPr>
+            <w:r>
+              <w:rPr>
+                <w:sz w:val="19"/>
+                <w:szCs w:val="19"/>
+              </w:rPr>
+              <w:t xml:space="preserve">リストを見て、できることが増えたと感じる</w:t>
+            </w:r>
+          </w:p>
+        </w:tc>
+      </w:tr>
+      <w:tr>
+        <w:trPr>
+          <w:cantSplit/>
+        </w:trPr>
+        <w:tc>
+          <w:tcPr>
+            <w:tcW w:type="dxa" w:w="2358"/>
+            <w:tcBorders>
+              <w:top w:val="single" w:color="999999" w:sz="4"/>
+              <w:left w:val="single" w:color="999999" w:sz="4"/>
+              <w:bottom w:val="single" w:color="999999" w:sz="4"/>
+              <w:right w:val="single" w:color="999999" w:sz="4"/>
+            </w:tcBorders>
+            <w:tcMar>
+              <w:top w:type="dxa" w:w="60"/>
+              <w:left w:type="dxa" w:w="100"/>
+              <w:bottom w:type="dxa" w:w="60"/>
+              <w:right w:type="dxa" w:w="100"/>
+            </w:tcMar>
+          </w:tcPr>
+          <w:p>
+            <w:pPr>
+              <w:spacing w:line="280"/>
+            </w:pPr>
+            <w:r>
+              <w:rPr>
+                <w:sz w:val="19"/>
+                <w:szCs w:val="19"/>
+              </w:rPr>
+              <w:t xml:space="preserve">③ 戸惑いが挑戦の材料に変わる</w:t>
+            </w:r>
+          </w:p>
+        </w:tc>
+        <w:tc>
+          <w:tcPr>
+            <w:tcW w:type="dxa" w:w="3628"/>
+            <w:tcBorders>
+              <w:top w:val="single" w:color="999999" w:sz="4"/>
+              <w:left w:val="single" w:color="999999" w:sz="4"/>
+              <w:bottom w:val="single" w:color="999999" w:sz="4"/>
+              <w:right w:val="single" w:color="999999" w:sz="4"/>
+            </w:tcBorders>
+            <w:tcMar>
+              <w:top w:type="dxa" w:w="60"/>
+              <w:left w:type="dxa" w:w="100"/>
+              <w:bottom w:type="dxa" w:w="60"/>
+              <w:right w:type="dxa" w:w="100"/>
+            </w:tcMar>
+          </w:tcPr>
+          <w:p>
+            <w:pPr>
+              <w:spacing w:line="280"/>
+            </w:pPr>
+            <w:r>
+              <w:rPr>
+                <w:sz w:val="19"/>
+                <w:szCs w:val="19"/>
+              </w:rPr>
+              <w:t xml:space="preserve">嫌なことが「次にやってみること」に見えてくる</w:t>
+            </w:r>
+          </w:p>
+        </w:tc>
+        <w:tc>
+          <w:tcPr>
+            <w:tcW w:type="dxa" w:w="3084"/>
+            <w:tcBorders>
+              <w:top w:val="single" w:color="999999" w:sz="4"/>
+              <w:left w:val="single" w:color="999999" w:sz="4"/>
+              <w:bottom w:val="single" w:color="999999" w:sz="4"/>
+              <w:right w:val="single" w:color="999999" w:sz="4"/>
+            </w:tcBorders>
+            <w:tcMar>
+              <w:top w:type="dxa" w:w="60"/>
+              <w:left w:type="dxa" w:w="100"/>
+              <w:bottom w:type="dxa" w:w="60"/>
+              <w:right w:type="dxa" w:w="100"/>
+            </w:tcMar>
+          </w:tcPr>
+          <w:p>
+            <w:pPr>
+              <w:spacing w:line="280"/>
+            </w:pPr>
+            <w:r>
+              <w:rPr>
+                <w:sz w:val="19"/>
+                <w:szCs w:val="19"/>
+              </w:rPr>
+              <w:t xml:space="preserve">三食カレーが「自分で配合してみよう」に変わる</w:t>
+            </w:r>
+          </w:p>
+        </w:tc>
+      </w:tr>
+      <w:tr>
+        <w:trPr>
+          <w:cantSplit/>
+        </w:trPr>
+        <w:tc>
+          <w:tcPr>
+            <w:tcW w:type="dxa" w:w="2358"/>
+            <w:tcBorders>
+              <w:top w:val="single" w:color="999999" w:sz="4"/>
+              <w:left w:val="single" w:color="999999" w:sz="4"/>
+              <w:bottom w:val="single" w:color="999999" w:sz="4"/>
+              <w:right w:val="single" w:color="999999" w:sz="4"/>
+            </w:tcBorders>
+            <w:tcMar>
+              <w:top w:type="dxa" w:w="60"/>
+              <w:left w:type="dxa" w:w="100"/>
+              <w:bottom w:type="dxa" w:w="60"/>
+              <w:right w:type="dxa" w:w="100"/>
+            </w:tcMar>
+          </w:tcPr>
+          <w:p>
+            <w:pPr>
+              <w:spacing w:line="280"/>
+            </w:pPr>
+            <w:r>
+              <w:rPr>
+                <w:sz w:val="19"/>
+                <w:szCs w:val="19"/>
+              </w:rPr>
+              <w:t xml:space="preserve">④ 人とのつながりが増える</w:t>
+            </w:r>
+          </w:p>
+        </w:tc>
+        <w:tc>
+          <w:tcPr>
+            <w:tcW w:type="dxa" w:w="3628"/>
+            <w:tcBorders>
+              <w:top w:val="single" w:color="999999" w:sz="4"/>
+              <w:left w:val="single" w:color="999999" w:sz="4"/>
+              <w:bottom w:val="single" w:color="999999" w:sz="4"/>
+              <w:right w:val="single" w:color="999999" w:sz="4"/>
+            </w:tcBorders>
+            <w:tcMar>
+              <w:top w:type="dxa" w:w="60"/>
+              <w:left w:type="dxa" w:w="100"/>
+              <w:bottom w:type="dxa" w:w="60"/>
+              <w:right w:type="dxa" w:w="100"/>
+            </w:tcMar>
+          </w:tcPr>
+          <w:p>
+            <w:pPr>
+              <w:spacing w:line="280"/>
+            </w:pPr>
+            <w:r>
+              <w:rPr>
+                <w:sz w:val="19"/>
+                <w:szCs w:val="19"/>
+              </w:rPr>
+              <w:t xml:space="preserve">初めてのことを教わる中で会話が生まれる</w:t>
+            </w:r>
+          </w:p>
+        </w:tc>
+        <w:tc>
+          <w:tcPr>
+            <w:tcW w:type="dxa" w:w="3084"/>
+            <w:tcBorders>
+              <w:top w:val="single" w:color="999999" w:sz="4"/>
+              <w:left w:val="single" w:color="999999" w:sz="4"/>
+              <w:bottom w:val="single" w:color="999999" w:sz="4"/>
+              <w:right w:val="single" w:color="999999" w:sz="4"/>
+            </w:tcBorders>
+            <w:tcMar>
+              <w:top w:type="dxa" w:w="60"/>
+              <w:left w:type="dxa" w:w="100"/>
+              <w:bottom w:type="dxa" w:w="60"/>
+              <w:right w:type="dxa" w:w="100"/>
+            </w:tcMar>
+          </w:tcPr>
+          <w:p>
+            <w:pPr>
+              <w:spacing w:line="280"/>
+            </w:pPr>
+            <w:r>
+              <w:rPr>
+                <w:sz w:val="19"/>
+                <w:szCs w:val="19"/>
+              </w:rPr>
+              <w:t xml:space="preserve">ホストファミリーと話す機会が増える</w:t>
+            </w:r>
+          </w:p>
+        </w:tc>
+      </w:tr>
+    </w:tbl>
+    <w:p>
+      <w:pPr>
+        <w:spacing w:after="120"/>
+      </w:pPr>
+    </w:p>
+    <w:p>
+      <w:pPr>
+        <w:spacing w:after="120" w:line="360"/>
+        <w:ind w:firstLine="210"/>
+      </w:pPr>
+      <w:r>
+        <w:t xml:space="preserve">この流れがくり返されるうちに、「違い＝戸惑い」が「違い＝面白い」に変わっていくと考えます。本研究では、この仮説を筆者の事例から確かめます。</w:t>
       </w:r>
     </w:p>
     <w:p>
@@ -211,6 +712,50 @@
       </w:pPr>
       <w:r>
         <w:t xml:space="preserve">従来の異文化適応の理論（Uカーブモデルなど）は、「適応できたかどうか」をゴールにしています。本研究では、その先にある「楽しむ」段階に注目します。ただし、楽しむことだけを正解とはしません。違いを受け入れられないときに、どう折り合いをつけて過ごしたのかも、この力の一部として捉えます。</w:t>
+      </w:r>
+    </w:p>
+    <w:p>
+      <w:pPr>
+        <w:keepNext/>
+        <w:spacing w:after="140" w:before="280"/>
+      </w:pPr>
+      <w:r>
+        <w:rPr>
+          <w:sz w:val="28"/>
+          <w:szCs w:val="28"/>
+        </w:rPr>
+        <w:t xml:space="preserve">先行研究とのつながり</w:t>
+      </w:r>
+    </w:p>
+    <w:p>
+      <w:pPr>
+        <w:spacing w:after="120" w:line="360"/>
+        <w:ind w:firstLine="210"/>
+      </w:pPr>
+      <w:r>
+        <w:t xml:space="preserve">Uカーブモデル（Lysgaard 1955）やオバーグ（Oberg 1960）は、異文化の中で気持ちが「いつ」「どう」変わるかを示しました。ホール（Hall 1976）やホフステード（Hofstede et al. 2010）は、文化の違いから「なぜ」「どんな」衝突が起きるのかを説明しています。しかし、戸惑いがどうやって「楽しい」に変わるのかは、どの理論も説明していません。本研究は、その空白を「初めて」の積み重ねという視点から埋めることを目指します。</w:t>
+      </w:r>
+    </w:p>
+    <w:p>
+      <w:pPr>
+        <w:keepNext/>
+        <w:spacing w:after="140" w:before="280"/>
+      </w:pPr>
+      <w:r>
+        <w:rPr>
+          <w:sz w:val="28"/>
+          <w:szCs w:val="28"/>
+        </w:rPr>
+        <w:t xml:space="preserve">全員が楽しめるわけではない</w:t>
+      </w:r>
+    </w:p>
+    <w:p>
+      <w:pPr>
+        <w:spacing w:after="120" w:line="360"/>
+        <w:ind w:firstLine="210"/>
+      </w:pPr>
+      <w:r>
+        <w:t xml:space="preserve">筆者自身も、すべての違いを受け入れられたわけではありません。羊の解体は、今でも受け入れられていません。そのため本研究は、「誰でも適応できる」と主張するものではありません。楽しめた違いと受け入れられなかった違いは何が違ったのか、その分かれ道を明らかにすることを目指します。そのために、楽しめなかった人にもインタビューを行い、4段階のどこで止まったのかを比べます。また、受け入れられないときは、無理に受け入れず相手の文化として尊重するという向き合い方も含めて示します。</w:t>
       </w:r>
     </w:p>
     <w:p>
@@ -472,7 +1017,7 @@
         <w:ind w:firstLine="210"/>
       </w:pPr>
       <w:r>
-        <w:t xml:space="preserve">本研究でいう「異文化」は、国籍の違いに限りません。人はそれぞれ異なる「常識」を持っており、家庭や地域、世代、学校、職場など、日常生活の中でも身近な異文化に出会っています。例えば、家ごとに食事のルールが違ったり、人によって先輩・後輩との距離感が違ったりすることも、その一つです。こうした場面でも、「違いに戸惑う → 理由を知る → 自分なりに向き合う」という流れは同じです。そのため、留学で育まれた「文化を楽しむ力」は、身近な人との違いと向き合うときにも役立つと考えられます。</w:t>
+        <w:t xml:space="preserve">本研究でいう「異文化」は、国の違いだけではありません。同じ日本人でも、家庭や世代が違えば「常識」は異なり、それも身近な異文化と言えます。違いに戸惑い、理由を知り、自分なりに向き合うという流れは、留学でも日常でも同じです。したがって「文化を楽しむ力」は、人と人との常識の違いと向き合う際にも役立つと考えられます。</w:t>
       </w:r>
     </w:p>
     <w:p>

--- a/output/卒論の概要.docx
+++ b/output/卒論の概要.docx
@@ -91,7 +91,7 @@
         <w:ind w:firstLine="210"/>
       </w:pPr>
       <w:r>
-        <w:t xml:space="preserve">フィジー（3年間）とベトナムでの留学で、手で食べるカレーや宗教上の食事制限などに戸惑った。初めてのことに一つずつ挑戦し「やったことリスト」に書き溜めるうちに、戸惑いは楽しさに変わった。一方、羊の解体のように受け入れられないままの違いもあった。</w:t>
+        <w:t xml:space="preserve">フィジー（約2年半）とベトナムでの留学で、手で食べるカレーや宗教上の食事制限などに戸惑った。初めてのことに一つずつ挑戦し「やったことリスト」に書き溜めるうちに、戸惑いは楽しさに変わった。一方、羊の解体のように受け入れられないままの違いもあった。</w:t>
       </w:r>
     </w:p>
     <w:p>

--- a/output/卒論の概要.docx
+++ b/output/卒論の概要.docx
@@ -91,7 +91,7 @@
         <w:ind w:firstLine="210"/>
       </w:pPr>
       <w:r>
-        <w:t xml:space="preserve">フィジー（約2年半）とベトナムでの留学で、手で食べるカレーや宗教上の食事制限などに戸惑った。初めてのことに一つずつ挑戦し「やったことリスト」に書き溜めるうちに、戸惑いは楽しさに変わった。一方、羊の解体のように受け入れられないままの違いもあった。</w:t>
+        <w:t xml:space="preserve">フィジー（約2年4か月）とベトナムでの留学で、手で食べるカレーや宗教上の食事制限などに戸惑った。初めてのことに一つずつ挑戦し「やったことリスト」に書き溜めるうちに、戸惑いは楽しさに変わった。一方、羊の解体のように受け入れられないままの違いもあった。</w:t>
       </w:r>
     </w:p>
     <w:p>

--- a/output/卒論の概要.docx
+++ b/output/卒論の概要.docx
@@ -91,7 +91,7 @@
         <w:ind w:firstLine="210"/>
       </w:pPr>
       <w:r>
-        <w:t xml:space="preserve">フィジー（約2年4か月）とベトナムでの留学で、手で食べるカレーや宗教上の食事制限などに戸惑った。初めてのことに一つずつ挑戦し「やったことリスト」に書き溜めるうちに、戸惑いは楽しさに変わった。一方、羊の解体のように受け入れられないままの違いもあった。</w:t>
+        <w:t xml:space="preserve">フィジー（約2年6か月）とベトナムでの留学で、手で食べるカレーや宗教上の食事制限などに戸惑った。初めてのことに一つずつ挑戦し「やったことリスト」に書き溜めるうちに、戸惑いは楽しさに変わった。一方、羊の解体のように受け入れられないままの違いもあった。</w:t>
       </w:r>
     </w:p>
     <w:p>
